--- a/466004_Manager_IndustrialRelations.docx
+++ b/466004_Manager_IndustrialRelations.docx
@@ -107,7 +107,14 @@
                 <w:rFonts w:ascii="Browallia New" w:eastAsia="Browallia New" w:hAnsi="Browallia New" w:cs="Browallia New"/>
                 <w:sz w:val="26"/>
               </w:rPr>
-              <w:t>1) กรอกข้อมูลในช่องสีเหลืองเท่านั้น ข้อความสีเทาตัวเอียงเป็นเพียงตัวอย่าง ลบออกแล้วพิมพ์ข้อมูลจริงแทน</w:t>
+              <w:t xml:space="preserve">1) </w:t>
+            </w:r>
+            <w:r>
+              <w:rPr>
+                <w:rFonts w:ascii="Browallia New" w:eastAsia="Browallia New" w:hAnsi="Browallia New" w:cs="Browallia New"/>
+                <w:sz w:val="26"/>
+              </w:rPr>
+              <w:t>กรอกข้อมูลในช่องสีเหลืองเท่านั้น ข้อความสีเทาตัวเอียงเป็นเพียงตัวอย่าง ลบออกแล้วพิมพ์ข้อมูลจริงแทน</w:t>
             </w:r>
           </w:p>
           <w:p>
@@ -119,7 +126,14 @@
                 <w:rFonts w:ascii="Browallia New" w:eastAsia="Browallia New" w:hAnsi="Browallia New" w:cs="Browallia New"/>
                 <w:sz w:val="26"/>
               </w:rPr>
-              <w:t>2) จัดทำร่วมกันระหว่างผู้ดำรงตำแหน่งปัจจุบัน</w:t>
+              <w:t xml:space="preserve">2) </w:t>
+            </w:r>
+            <w:r>
+              <w:rPr>
+                <w:rFonts w:ascii="Browallia New" w:eastAsia="Browallia New" w:hAnsi="Browallia New" w:cs="Browallia New"/>
+                <w:sz w:val="26"/>
+              </w:rPr>
+              <w:t>จัดทำร่วมกันระหว่างผู้ดำรงตำแหน่งปัจจุบัน</w:t>
             </w:r>
             <w:r>
               <w:rPr>
@@ -147,7 +161,14 @@
                 <w:rFonts w:ascii="Browallia New" w:eastAsia="Browallia New" w:hAnsi="Browallia New" w:cs="Browallia New"/>
                 <w:sz w:val="26"/>
               </w:rPr>
-              <w:t>3) ระดับความเชี่ยวชาญ (Proficiency Level) ให้ใช้เกณฑ์ 1-5 ตามตารางในหัวข้อ 4ค</w:t>
+              <w:t xml:space="preserve">3) </w:t>
+            </w:r>
+            <w:r>
+              <w:rPr>
+                <w:rFonts w:ascii="Browallia New" w:eastAsia="Browallia New" w:hAnsi="Browallia New" w:cs="Browallia New"/>
+                <w:sz w:val="26"/>
+              </w:rPr>
+              <w:t>ระดับความเชี่ยวชาญ (Proficiency Level) ให้ใช้เกณฑ์ 1-5 ตามตารางในหัวข้อ 4ค</w:t>
             </w:r>
           </w:p>
           <w:p>
@@ -159,7 +180,14 @@
                 <w:rFonts w:ascii="Browallia New" w:eastAsia="Browallia New" w:hAnsi="Browallia New" w:cs="Browallia New"/>
                 <w:sz w:val="26"/>
               </w:rPr>
-              <w:t>4) เมื่อกรอกครบถ้วนแล้ว ให้ลงนามรับรองตามลำดับในหน้าถัดไป ก่อนนำส่ง HR Business Partner ของสายงาน</w:t>
+              <w:t xml:space="preserve">4) </w:t>
+            </w:r>
+            <w:r>
+              <w:rPr>
+                <w:rFonts w:ascii="Browallia New" w:eastAsia="Browallia New" w:hAnsi="Browallia New" w:cs="Browallia New"/>
+                <w:sz w:val="26"/>
+              </w:rPr>
+              <w:t>เมื่อกรอกครบถ้วนแล้ว ให้ลงนามรับรองตามลำดับในหน้าถัดไป ก่อนนำส่ง HR Business Partner ของสายงาน</w:t>
             </w:r>
           </w:p>
           <w:p>
@@ -171,7 +199,14 @@
                 <w:rFonts w:ascii="Browallia New" w:eastAsia="Browallia New" w:hAnsi="Browallia New" w:cs="Browallia New"/>
                 <w:sz w:val="26"/>
               </w:rPr>
-              <w:t>5) เอกสารฉบับนี้จัดเป็นข้อมูลลับ (Confidential) ใช้ภายในองค์กรเพื่อการบริหารแผนสืบทอดตำแหน่งเท่านั้น ห้ามเผยแพร่หรือส่งต่อโดยไม่ได้รับอนุญาต</w:t>
+              <w:t xml:space="preserve">5) </w:t>
+            </w:r>
+            <w:r>
+              <w:rPr>
+                <w:rFonts w:ascii="Browallia New" w:eastAsia="Browallia New" w:hAnsi="Browallia New" w:cs="Browallia New"/>
+                <w:sz w:val="26"/>
+              </w:rPr>
+              <w:t>เอกสารฉบับนี้จัดเป็นข้อมูลลับ (Confidential) ใช้ภายในองค์กรเพื่อการบริหารแผนสืบทอดตำแหน่งเท่านั้น ห้ามเผยแพร่หรือส่งต่อโดยไม่ได้รับอนุญาต</w:t>
             </w:r>
           </w:p>
         </w:tc>
@@ -488,19 +523,19 @@
           <w:p>
             <w:pPr>
               <w:rPr>
-                <w:cs/>
+                <w:iCs/>
                 <w:lang w:val="en-US" w:bidi="th-TH"/>
               </w:rPr>
             </w:pPr>
             <w:r>
               <w:rPr>
-                <w:rFonts w:ascii="Browallia New" w:eastAsia="Browallia New" w:hAnsi="Browallia New" w:cs="Browallia New" w:hint="cs"/>
-                <w:i/>
-                <w:color w:val="808080"/>
-                <w:cs/>
+                <w:rFonts w:ascii="Browallia New" w:eastAsia="Browallia New" w:hAnsi="Browallia New" w:cs="Browallia New"/>
+                <w:iCs/>
+                <w:sz w:val="28"/>
+                <w:szCs w:val="28"/>
                 <w:lang w:val="en-US" w:bidi="th-TH"/>
               </w:rPr>
-              <w:t>ผู้จัดการ</w:t>
+              <w:t>Section Manager</w:t>
             </w:r>
           </w:p>
         </w:tc>
@@ -528,15 +563,18 @@
             <w:tcW w:w="5331" w:type="dxa"/>
           </w:tcPr>
           <w:p>
-            <w:r>
-              <w:rPr>
-                <w:rFonts w:ascii="Browallia New" w:eastAsia="Browallia New" w:hAnsi="Browallia New" w:cs="Browallia New" w:hint="cs"/>
-                <w:i/>
-                <w:color w:val="808080"/>
-                <w:cs/>
-                <w:lang w:val="en-US" w:bidi="th-TH"/>
-              </w:rPr>
-              <w:t>กิจการองค์กร</w:t>
+            <w:pPr>
+              <w:rPr>
+                <w:iCs/>
+              </w:rPr>
+            </w:pPr>
+            <w:r>
+              <w:rPr>
+                <w:rFonts w:ascii="Browallia New" w:eastAsia="Browallia New" w:hAnsi="Browallia New" w:cs="Browallia New"/>
+                <w:iCs/>
+                <w:sz w:val="28"/>
+              </w:rPr>
+              <w:t>Corporate Affairs and Human Resources</w:t>
             </w:r>
           </w:p>
         </w:tc>
@@ -564,15 +602,18 @@
             <w:tcW w:w="5331" w:type="dxa"/>
           </w:tcPr>
           <w:p>
-            <w:r>
-              <w:rPr>
-                <w:rFonts w:ascii="Browallia New" w:eastAsia="Browallia New" w:hAnsi="Browallia New" w:cs="Browallia New" w:hint="cs"/>
-                <w:i/>
-                <w:color w:val="808080"/>
-                <w:cs/>
-                <w:lang w:val="en-US" w:bidi="th-TH"/>
-              </w:rPr>
-              <w:t>กิจการองค์กร</w:t>
+            <w:pPr>
+              <w:rPr>
+                <w:iCs/>
+              </w:rPr>
+            </w:pPr>
+            <w:r>
+              <w:rPr>
+                <w:rFonts w:ascii="Browallia New" w:eastAsia="Browallia New" w:hAnsi="Browallia New" w:cs="Browallia New"/>
+                <w:iCs/>
+                <w:sz w:val="28"/>
+              </w:rPr>
+              <w:t>Human Resources</w:t>
             </w:r>
           </w:p>
         </w:tc>
@@ -600,15 +641,18 @@
             <w:tcW w:w="5331" w:type="dxa"/>
           </w:tcPr>
           <w:p>
-            <w:r>
-              <w:rPr>
-                <w:rFonts w:ascii="Browallia New" w:eastAsia="Browallia New" w:hAnsi="Browallia New" w:cs="Browallia New" w:hint="cs"/>
-                <w:i/>
-                <w:color w:val="808080"/>
-                <w:cs/>
-                <w:lang w:val="en-US" w:bidi="th-TH"/>
-              </w:rPr>
-              <w:t>ทรัพยากรมนุษย์</w:t>
+            <w:pPr>
+              <w:rPr>
+                <w:iCs/>
+              </w:rPr>
+            </w:pPr>
+            <w:r>
+              <w:rPr>
+                <w:rFonts w:ascii="Browallia New" w:eastAsia="Browallia New" w:hAnsi="Browallia New" w:cs="Browallia New"/>
+                <w:iCs/>
+                <w:sz w:val="28"/>
+              </w:rPr>
+              <w:t>Human Resources</w:t>
             </w:r>
           </w:p>
         </w:tc>
@@ -636,15 +680,50 @@
             <w:tcW w:w="5331" w:type="dxa"/>
           </w:tcPr>
           <w:p>
+            <w:pPr>
+              <w:rPr>
+                <w:iCs/>
+              </w:rPr>
+            </w:pPr>
+            <w:r>
+              <w:rPr>
+                <w:rFonts w:ascii="Browallia New" w:eastAsia="Browallia New" w:hAnsi="Browallia New" w:cs="Browallia New"/>
+                <w:iCs/>
+                <w:sz w:val="28"/>
+                <w:szCs w:val="28"/>
+              </w:rPr>
+              <w:t xml:space="preserve">เลขานุการบริษัท </w:t>
+            </w:r>
             <w:r>
               <w:rPr>
                 <w:rFonts w:ascii="Browallia New" w:eastAsia="Browallia New" w:hAnsi="Browallia New" w:cs="Browallia New" w:hint="cs"/>
-                <w:i/>
-                <w:color w:val="808080"/>
+                <w:iCs/>
+                <w:sz w:val="28"/>
+                <w:szCs w:val="28"/>
                 <w:cs/>
-                <w:lang w:val="en-US" w:bidi="th-TH"/>
-              </w:rPr>
-              <w:t>รักดี ภักดีชุมพล</w:t>
+                <w:lang w:bidi="th-TH"/>
+              </w:rPr>
+              <w:t xml:space="preserve">และ </w:t>
+            </w:r>
+            <w:r>
+              <w:rPr>
+                <w:rFonts w:ascii="Browallia New" w:eastAsia="Browallia New" w:hAnsi="Browallia New" w:cs="Browallia New"/>
+                <w:iCs/>
+                <w:sz w:val="28"/>
+                <w:szCs w:val="28"/>
+              </w:rPr>
+              <w:t>ผู้อำนวยการทรัพยากร</w:t>
+            </w:r>
+            <w:r>
+              <w:rPr>
+                <w:rFonts w:ascii="Browallia New" w:eastAsia="Browallia New" w:hAnsi="Browallia New" w:cs="Browallia New" w:hint="cs"/>
+                <w:iCs/>
+                <w:sz w:val="28"/>
+                <w:szCs w:val="28"/>
+                <w:cs/>
+                <w:lang w:bidi="th-TH"/>
+              </w:rPr>
+              <w:t>มนุษย์</w:t>
             </w:r>
           </w:p>
         </w:tc>
@@ -672,15 +751,18 @@
             <w:tcW w:w="5331" w:type="dxa"/>
           </w:tcPr>
           <w:p>
-            <w:r>
-              <w:rPr>
-                <w:rFonts w:ascii="Browallia New" w:eastAsia="Browallia New" w:hAnsi="Browallia New" w:cs="Browallia New"/>
-                <w:i/>
-                <w:color w:val="808080"/>
-                <w:cs/>
-                <w:lang w:val="en-US" w:bidi="th-TH"/>
-              </w:rPr>
-              <w:t>ธีรนี กิตติธีระนนทร์</w:t>
+            <w:pPr>
+              <w:rPr>
+                <w:iCs/>
+              </w:rPr>
+            </w:pPr>
+            <w:r>
+              <w:rPr>
+                <w:rFonts w:ascii="Browallia New" w:eastAsia="Browallia New" w:hAnsi="Browallia New" w:cs="Browallia New"/>
+                <w:iCs/>
+                <w:sz w:val="28"/>
+              </w:rPr>
+              <w:t>กรรมการผู้จัดการ</w:t>
             </w:r>
           </w:p>
         </w:tc>
@@ -784,20 +866,17 @@
                 <w:color w:val="C8102E"/>
                 <w:sz w:val="26"/>
               </w:rPr>
-              <w:t>(จัดทำ)</w:t>
-            </w:r>
-          </w:p>
-          <w:p>
-            <w:pPr>
-              <w:jc w:val="center"/>
+              <w:t>(</w:t>
+            </w:r>
+            <w:r>
               <w:rPr>
                 <w:rFonts w:ascii="Browallia New" w:eastAsia="Browallia New" w:hAnsi="Browallia New" w:cs="Browallia New"/>
                 <w:i/>
                 <w:color w:val="C8102E"/>
                 <w:sz w:val="26"/>
-                <w:lang w:val="en-US"/>
-              </w:rPr>
-            </w:pPr>
+              </w:rPr>
+              <w:t>จัดทำ)</w:t>
+            </w:r>
           </w:p>
           <w:p>
             <w:pPr>
@@ -844,7 +923,16 @@
                 <w:color w:val="C8102E"/>
                 <w:sz w:val="26"/>
               </w:rPr>
-              <w:t>(ตรวจสอบความถูกต้อง)</w:t>
+              <w:t>(</w:t>
+            </w:r>
+            <w:r>
+              <w:rPr>
+                <w:rFonts w:ascii="Browallia New" w:eastAsia="Browallia New" w:hAnsi="Browallia New" w:cs="Browallia New"/>
+                <w:i/>
+                <w:color w:val="C8102E"/>
+                <w:sz w:val="26"/>
+              </w:rPr>
+              <w:t>ตรวจสอบความถูกต้อง)</w:t>
             </w:r>
           </w:p>
           <w:p>
@@ -892,7 +980,16 @@
                 <w:color w:val="C8102E"/>
                 <w:sz w:val="26"/>
               </w:rPr>
-              <w:t>(รับรอง)</w:t>
+              <w:t>(</w:t>
+            </w:r>
+            <w:r>
+              <w:rPr>
+                <w:rFonts w:ascii="Browallia New" w:eastAsia="Browallia New" w:hAnsi="Browallia New" w:cs="Browallia New"/>
+                <w:i/>
+                <w:color w:val="C8102E"/>
+                <w:sz w:val="26"/>
+              </w:rPr>
+              <w:t>รับรอง)</w:t>
             </w:r>
           </w:p>
           <w:p>
@@ -944,7 +1041,16 @@
                 <w:color w:val="C8102E"/>
                 <w:sz w:val="26"/>
               </w:rPr>
-              <w:t>(อนุมัติ)</w:t>
+              <w:t>(</w:t>
+            </w:r>
+            <w:r>
+              <w:rPr>
+                <w:rFonts w:ascii="Browallia New" w:eastAsia="Browallia New" w:hAnsi="Browallia New" w:cs="Browallia New"/>
+                <w:i/>
+                <w:color w:val="C8102E"/>
+                <w:sz w:val="26"/>
+              </w:rPr>
+              <w:t>อนุมัติ)</w:t>
             </w:r>
           </w:p>
           <w:p>
@@ -966,6 +1072,15 @@
             <w:tcW w:w="2298" w:type="dxa"/>
           </w:tcPr>
           <w:p>
+            <w:pPr>
+              <w:rPr>
+                <w:rFonts w:ascii="Browallia New" w:eastAsia="Browallia New" w:hAnsi="Browallia New" w:cs="Browallia New"/>
+                <w:sz w:val="26"/>
+                <w:lang w:val="en-US"/>
+              </w:rPr>
+            </w:pPr>
+          </w:p>
+          <w:p>
             <w:r>
               <w:rPr>
                 <w:rFonts w:ascii="Browallia New" w:eastAsia="Browallia New" w:hAnsi="Browallia New" w:cs="Browallia New"/>
@@ -990,13 +1105,39 @@
             <w:tcW w:w="2298" w:type="dxa"/>
           </w:tcPr>
           <w:p>
-            <w:r>
-              <w:rPr>
-                <w:rFonts w:ascii="Browallia New" w:eastAsia="Browallia New" w:hAnsi="Browallia New" w:cs="Browallia New"/>
-                <w:sz w:val="26"/>
+            <w:pPr>
+              <w:jc w:val="center"/>
+              <w:rPr>
+                <w:rFonts w:ascii="Browallia New" w:eastAsia="Browallia New" w:hAnsi="Browallia New" w:cs="Browallia New"/>
+                <w:sz w:val="28"/>
+                <w:lang w:val="en-US"/>
+              </w:rPr>
+            </w:pPr>
+            <w:r>
+              <w:rPr>
+                <w:rFonts w:ascii="Browallia New" w:eastAsia="Browallia New" w:hAnsi="Browallia New" w:cs="Browallia New"/>
+                <w:sz w:val="28"/>
               </w:rPr>
               <w:lastRenderedPageBreak/>
-              <w:t>ลงชื่อ: ______________________</w:t>
+              <w:t>รักดี ภักดีชุมพล</w:t>
+            </w:r>
+          </w:p>
+          <w:p>
+            <w:r>
+              <w:rPr>
+                <w:rFonts w:ascii="Browallia New" w:eastAsia="Browallia New" w:hAnsi="Browallia New" w:cs="Browallia New"/>
+                <w:sz w:val="26"/>
+              </w:rPr>
+              <w:t xml:space="preserve">ลงชื่อ: </w:t>
+            </w:r>
+          </w:p>
+          <w:p>
+            <w:r>
+              <w:rPr>
+                <w:rFonts w:ascii="Browallia New" w:eastAsia="Browallia New" w:hAnsi="Browallia New" w:cs="Browallia New"/>
+                <w:sz w:val="26"/>
+              </w:rPr>
+              <w:t>______________________</w:t>
             </w:r>
           </w:p>
           <w:p>
@@ -1015,12 +1156,20 @@
             <w:tcW w:w="2298" w:type="dxa"/>
           </w:tcPr>
           <w:p>
-            <w:r>
-              <w:rPr>
-                <w:rFonts w:ascii="Browallia New" w:eastAsia="Browallia New" w:hAnsi="Browallia New" w:cs="Browallia New"/>
-                <w:sz w:val="26"/>
-              </w:rPr>
-              <w:lastRenderedPageBreak/>
+            <w:pPr>
+              <w:rPr>
+                <w:rFonts w:ascii="Browallia New" w:eastAsia="Browallia New" w:hAnsi="Browallia New" w:cs="Browallia New"/>
+                <w:sz w:val="26"/>
+                <w:lang w:val="en-US"/>
+              </w:rPr>
+            </w:pPr>
+          </w:p>
+          <w:p>
+            <w:r>
+              <w:rPr>
+                <w:rFonts w:ascii="Browallia New" w:eastAsia="Browallia New" w:hAnsi="Browallia New" w:cs="Browallia New"/>
+                <w:sz w:val="26"/>
+              </w:rPr>
               <w:t>ลงชื่อ: ______________________</w:t>
             </w:r>
           </w:p>
@@ -1040,13 +1189,39 @@
             <w:tcW w:w="2298" w:type="dxa"/>
           </w:tcPr>
           <w:p>
-            <w:r>
-              <w:rPr>
-                <w:rFonts w:ascii="Browallia New" w:eastAsia="Browallia New" w:hAnsi="Browallia New" w:cs="Browallia New"/>
-                <w:sz w:val="26"/>
+            <w:pPr>
+              <w:jc w:val="center"/>
+              <w:rPr>
+                <w:rFonts w:ascii="Browallia New" w:eastAsia="Browallia New" w:hAnsi="Browallia New" w:cs="Browallia New"/>
+                <w:sz w:val="28"/>
+                <w:lang w:val="en-US"/>
+              </w:rPr>
+            </w:pPr>
+            <w:r>
+              <w:rPr>
+                <w:rFonts w:ascii="Browallia New" w:eastAsia="Browallia New" w:hAnsi="Browallia New" w:cs="Browallia New"/>
+                <w:sz w:val="28"/>
               </w:rPr>
               <w:lastRenderedPageBreak/>
-              <w:t>ลงชื่อ: ______________________</w:t>
+              <w:t>ธีรนี กิตติธีระนนทร์</w:t>
+            </w:r>
+          </w:p>
+          <w:p>
+            <w:r>
+              <w:rPr>
+                <w:rFonts w:ascii="Browallia New" w:eastAsia="Browallia New" w:hAnsi="Browallia New" w:cs="Browallia New"/>
+                <w:sz w:val="26"/>
+              </w:rPr>
+              <w:t xml:space="preserve">ลงชื่อ: </w:t>
+            </w:r>
+          </w:p>
+          <w:p>
+            <w:r>
+              <w:rPr>
+                <w:rFonts w:ascii="Browallia New" w:eastAsia="Browallia New" w:hAnsi="Browallia New" w:cs="Browallia New"/>
+                <w:sz w:val="26"/>
+              </w:rPr>
+              <w:t>______________________</w:t>
             </w:r>
           </w:p>
           <w:p>
@@ -1105,7 +1280,15 @@
                 <w:b/>
                 <w:sz w:val="28"/>
               </w:rPr>
-              <w:t>1ก. ความสัมพันธ์ภายในองค์กร</w:t>
+              <w:t>1</w:t>
+            </w:r>
+            <w:r>
+              <w:rPr>
+                <w:rFonts w:ascii="Browallia New" w:eastAsia="Browallia New" w:hAnsi="Browallia New" w:cs="Browallia New"/>
+                <w:b/>
+                <w:sz w:val="28"/>
+              </w:rPr>
+              <w:t>ก. ความสัมพันธ์ภายในองค์กร</w:t>
             </w:r>
           </w:p>
           <w:p>
@@ -1242,6 +1425,12 @@
                 <w:lang w:val="en-US"/>
               </w:rPr>
             </w:pPr>
+            <w:r>
+              <w:rPr>
+                <w:lang w:val="en-US"/>
+              </w:rPr>
+              <w:t>-</w:t>
+            </w:r>
           </w:p>
         </w:tc>
         <w:tc>
@@ -1259,17 +1448,7 @@
                 <w:color w:val="808080"/>
                 <w:lang w:val="en-US" w:bidi="th-TH"/>
               </w:rPr>
-              <w:t>HR</w:t>
-            </w:r>
-            <w:r>
-              <w:rPr>
-                <w:rFonts w:ascii="Browallia New" w:eastAsia="Browallia New" w:hAnsi="Browallia New" w:cs="Browallia New" w:hint="cs"/>
-                <w:i/>
-                <w:color w:val="808080"/>
-                <w:cs/>
-                <w:lang w:val="en-US" w:bidi="th-TH"/>
-              </w:rPr>
-              <w:t xml:space="preserve"> จะเติมข้อมูลส่วนนี้ให้</w:t>
+              <w:t>-</w:t>
             </w:r>
           </w:p>
         </w:tc>
@@ -1288,27 +1467,21 @@
                 <w:color w:val="808080"/>
                 <w:lang w:val="en-US" w:bidi="th-TH"/>
               </w:rPr>
-              <w:t>HR</w:t>
-            </w:r>
-            <w:r>
-              <w:rPr>
-                <w:rFonts w:ascii="Browallia New" w:eastAsia="Browallia New" w:hAnsi="Browallia New" w:cs="Browallia New" w:hint="cs"/>
-                <w:i/>
-                <w:color w:val="808080"/>
+              <w:t>-</w:t>
+            </w:r>
+          </w:p>
+        </w:tc>
+        <w:tc>
+          <w:tcPr>
+            <w:tcW w:w="1825" w:type="dxa"/>
+          </w:tcPr>
+          <w:p>
+            <w:pPr>
+              <w:jc w:val="center"/>
+              <w:rPr>
+                <w:rFonts w:hint="cs"/>
                 <w:cs/>
-                <w:lang w:val="en-US" w:bidi="th-TH"/>
-              </w:rPr>
-              <w:t xml:space="preserve"> จะเติมข้อมูลส่วนนี้ให้</w:t>
-            </w:r>
-          </w:p>
-        </w:tc>
-        <w:tc>
-          <w:tcPr>
-            <w:tcW w:w="1825" w:type="dxa"/>
-          </w:tcPr>
-          <w:p>
-            <w:pPr>
-              <w:jc w:val="center"/>
+              </w:rPr>
             </w:pPr>
             <w:r>
               <w:rPr>
@@ -1319,19 +1492,7 @@
                 <w:szCs w:val="22"/>
                 <w:lang w:val="en-US" w:bidi="th-TH"/>
               </w:rPr>
-              <w:t>HR</w:t>
-            </w:r>
-            <w:r>
-              <w:rPr>
-                <w:rFonts w:ascii="Browallia New" w:eastAsia="Browallia New" w:hAnsi="Browallia New" w:cs="Browallia New" w:hint="cs"/>
-                <w:i/>
-                <w:color w:val="808080"/>
-                <w:sz w:val="22"/>
-                <w:szCs w:val="22"/>
-                <w:cs/>
-                <w:lang w:val="en-US" w:bidi="th-TH"/>
-              </w:rPr>
-              <w:t xml:space="preserve"> จะเติมข้อมูลส่วนนี้ให้</w:t>
+              <w:t>-</w:t>
             </w:r>
           </w:p>
         </w:tc>
@@ -1545,7 +1706,15 @@
                 <w:sz w:val="26"/>
                 <w:szCs w:val="26"/>
               </w:rPr>
-              <w:t>(ผู้บังคับบัญชาโดยตรง)</w:t>
+              <w:t>(</w:t>
+            </w:r>
+            <w:r>
+              <w:rPr>
+                <w:rFonts w:ascii="Browallia New" w:eastAsia="Browallia New" w:hAnsi="Browallia New" w:cs="Browallia New"/>
+                <w:sz w:val="26"/>
+                <w:szCs w:val="26"/>
+              </w:rPr>
+              <w:t>ผู้บังคับบัญชาโดยตรง)</w:t>
             </w:r>
           </w:p>
         </w:tc>
@@ -1634,7 +1803,15 @@
                 <w:sz w:val="26"/>
                 <w:szCs w:val="26"/>
               </w:rPr>
-              <w:t xml:space="preserve"> HR และแปลงสู่แผนปฏิบัติงานได้</w:t>
+              <w:t xml:space="preserve"> HR </w:t>
+            </w:r>
+            <w:r>
+              <w:rPr>
+                <w:rFonts w:ascii="Browallia New" w:eastAsia="Browallia New" w:hAnsi="Browallia New" w:cs="Browallia New"/>
+                <w:sz w:val="26"/>
+                <w:szCs w:val="26"/>
+              </w:rPr>
+              <w:t>และแปลงสู่แผนปฏิบัติงานได้</w:t>
             </w:r>
           </w:p>
         </w:tc>
@@ -1691,7 +1868,15 @@
                 <w:sz w:val="26"/>
                 <w:szCs w:val="26"/>
               </w:rPr>
-              <w:t>• เข้าใจบริบทการผลิต (กะ ล่วงเวลา กำลังคน) และหาจุดสมดุลกับข้อกฎหมาย/มาตรฐานลูกค้า</w:t>
+              <w:t xml:space="preserve">• </w:t>
+            </w:r>
+            <w:r>
+              <w:rPr>
+                <w:rFonts w:ascii="Browallia New" w:eastAsia="Browallia New" w:hAnsi="Browallia New" w:cs="Browallia New"/>
+                <w:sz w:val="26"/>
+                <w:szCs w:val="26"/>
+              </w:rPr>
+              <w:t>เข้าใจบริบทการผลิต (กะ ล่วงเวลา กำลังคน) และหาจุดสมดุลกับข้อกฎหมาย/มาตรฐานลูกค้า</w:t>
             </w:r>
           </w:p>
           <w:p>
@@ -1704,7 +1889,15 @@
                 <w:sz w:val="26"/>
                 <w:szCs w:val="26"/>
               </w:rPr>
-              <w:t>• เป็นที่ปรึกษาที่หัวหน้างานไว้วางใจด้านวินัย ข้อร้องเรียน และการบริหารคน</w:t>
+              <w:t xml:space="preserve">• </w:t>
+            </w:r>
+            <w:r>
+              <w:rPr>
+                <w:rFonts w:ascii="Browallia New" w:eastAsia="Browallia New" w:hAnsi="Browallia New" w:cs="Browallia New"/>
+                <w:sz w:val="26"/>
+                <w:szCs w:val="26"/>
+              </w:rPr>
+              <w:t>เป็นที่ปรึกษาที่หัวหน้างานไว้วางใจด้านวินัย ข้อร้องเรียน และการบริหารคน</w:t>
             </w:r>
           </w:p>
         </w:tc>
@@ -1761,7 +1954,15 @@
                 <w:sz w:val="26"/>
                 <w:szCs w:val="26"/>
               </w:rPr>
-              <w:t>• ข้อมูลเวลาทำงาน ค่าจ้าง ล่วงเวลา และสวัสดิการถูกต้องตรงกัน</w:t>
+              <w:t xml:space="preserve">• </w:t>
+            </w:r>
+            <w:r>
+              <w:rPr>
+                <w:rFonts w:ascii="Browallia New" w:eastAsia="Browallia New" w:hAnsi="Browallia New" w:cs="Browallia New"/>
+                <w:sz w:val="26"/>
+                <w:szCs w:val="26"/>
+              </w:rPr>
+              <w:t>ข้อมูลเวลาทำงาน ค่าจ้าง ล่วงเวลา และสวัสดิการถูกต้องตรงกัน</w:t>
             </w:r>
           </w:p>
           <w:p>
@@ -1774,7 +1975,15 @@
                 <w:sz w:val="26"/>
                 <w:szCs w:val="26"/>
               </w:rPr>
-              <w:t>• ประสานงานเอกสารหลักฐานในคดีแรงงาน การตรวจประเมิน และแผนปฏิบัติการแก้ไข (CAP)</w:t>
+              <w:t xml:space="preserve">• </w:t>
+            </w:r>
+            <w:r>
+              <w:rPr>
+                <w:rFonts w:ascii="Browallia New" w:eastAsia="Browallia New" w:hAnsi="Browallia New" w:cs="Browallia New"/>
+                <w:sz w:val="26"/>
+                <w:szCs w:val="26"/>
+              </w:rPr>
+              <w:t>ประสานงานเอกสารหลักฐานในคดีแรงงาน การตรวจประเมิน และแผนปฏิบัติการแก้ไข (CAP)</w:t>
             </w:r>
           </w:p>
         </w:tc>
@@ -1859,7 +2068,15 @@
                 <w:sz w:val="26"/>
                 <w:szCs w:val="26"/>
               </w:rPr>
-              <w:t>• ความเป็นกลาง ความน่าเชื่อถือ และการสื่อสารสองทางอย่างสม่ำเสมอ</w:t>
+              <w:t xml:space="preserve">• </w:t>
+            </w:r>
+            <w:r>
+              <w:rPr>
+                <w:rFonts w:ascii="Browallia New" w:eastAsia="Browallia New" w:hAnsi="Browallia New" w:cs="Browallia New"/>
+                <w:sz w:val="26"/>
+                <w:szCs w:val="26"/>
+              </w:rPr>
+              <w:t>ความเป็นกลาง ความน่าเชื่อถือ และการสื่อสารสองทางอย่างสม่ำเสมอ</w:t>
             </w:r>
           </w:p>
           <w:p>
@@ -1872,7 +2089,15 @@
                 <w:sz w:val="26"/>
                 <w:szCs w:val="26"/>
               </w:rPr>
-              <w:t>• ช่องทางร้องเรียนที่เข้าถึงง่าย ตอบสนองรวดเร็ว ไม่มีการตอบโต้ และสื่อสารในภาษาที่พนักงานเข้าใจ</w:t>
+              <w:t xml:space="preserve">• </w:t>
+            </w:r>
+            <w:r>
+              <w:rPr>
+                <w:rFonts w:ascii="Browallia New" w:eastAsia="Browallia New" w:hAnsi="Browallia New" w:cs="Browallia New"/>
+                <w:sz w:val="26"/>
+                <w:szCs w:val="26"/>
+              </w:rPr>
+              <w:t>ช่องทางร้องเรียนที่เข้าถึงง่าย ตอบสนองรวดเร็ว ไม่มีการตอบโต้ และสื่อสารในภาษาที่พนักงานเข้าใจ</w:t>
             </w:r>
           </w:p>
         </w:tc>
@@ -1917,7 +2142,15 @@
                 <w:b/>
                 <w:sz w:val="28"/>
               </w:rPr>
-              <w:t>1ข. ความสัมพันธ์ภายนอกองค์กร</w:t>
+              <w:t>1</w:t>
+            </w:r>
+            <w:r>
+              <w:rPr>
+                <w:rFonts w:ascii="Browallia New" w:eastAsia="Browallia New" w:hAnsi="Browallia New" w:cs="Browallia New"/>
+                <w:b/>
+                <w:sz w:val="28"/>
+              </w:rPr>
+              <w:t>ข. ความสัมพันธ์ภายนอกองค์กร</w:t>
             </w:r>
           </w:p>
           <w:p>
@@ -2053,7 +2286,15 @@
                 <w:sz w:val="26"/>
                 <w:szCs w:val="26"/>
               </w:rPr>
-              <w:t>• ความรู้กฎหมาย</w:t>
+              <w:t xml:space="preserve">• </w:t>
+            </w:r>
+            <w:r>
+              <w:rPr>
+                <w:rFonts w:ascii="Browallia New" w:eastAsia="Browallia New" w:hAnsi="Browallia New" w:cs="Browallia New"/>
+                <w:sz w:val="26"/>
+                <w:szCs w:val="26"/>
+              </w:rPr>
+              <w:t>ความรู้กฎหมาย</w:t>
             </w:r>
             <w:r>
               <w:rPr>
@@ -2084,7 +2325,15 @@
                 <w:sz w:val="26"/>
                 <w:szCs w:val="26"/>
               </w:rPr>
-              <w:t>• รักษาความสัมพันธ์ เปิดเผยข้อมูลอย่างถูกต้อง และแก้ไขข้อสังเกต</w:t>
+              <w:t xml:space="preserve">• </w:t>
+            </w:r>
+            <w:r>
+              <w:rPr>
+                <w:rFonts w:ascii="Browallia New" w:eastAsia="Browallia New" w:hAnsi="Browallia New" w:cs="Browallia New"/>
+                <w:sz w:val="26"/>
+                <w:szCs w:val="26"/>
+              </w:rPr>
+              <w:t>รักษาความสัมพันธ์ เปิดเผยข้อมูลอย่างถูกต้อง และแก้ไขข้อสังเกต</w:t>
             </w:r>
           </w:p>
         </w:tc>
@@ -2125,7 +2374,15 @@
                 <w:sz w:val="26"/>
                 <w:szCs w:val="26"/>
               </w:rPr>
-              <w:t>• เตรียมหลักฐานเป็นระบบ โปร่งใส ไม่ปกปิดข้อเท็จจริง</w:t>
+              <w:t xml:space="preserve">• </w:t>
+            </w:r>
+            <w:r>
+              <w:rPr>
+                <w:rFonts w:ascii="Browallia New" w:eastAsia="Browallia New" w:hAnsi="Browallia New" w:cs="Browallia New"/>
+                <w:sz w:val="26"/>
+                <w:szCs w:val="26"/>
+              </w:rPr>
+              <w:t>เตรียมหลักฐานเป็นระบบ โปร่งใส ไม่ปกปิดข้อเท็จจริง</w:t>
             </w:r>
           </w:p>
           <w:p>
@@ -2138,7 +2395,15 @@
                 <w:sz w:val="26"/>
                 <w:szCs w:val="26"/>
               </w:rPr>
-              <w:t xml:space="preserve">• จัดทำและปิด </w:t>
+              <w:t xml:space="preserve">• </w:t>
+            </w:r>
+            <w:r>
+              <w:rPr>
+                <w:rFonts w:ascii="Browallia New" w:eastAsia="Browallia New" w:hAnsi="Browallia New" w:cs="Browallia New"/>
+                <w:sz w:val="26"/>
+                <w:szCs w:val="26"/>
+              </w:rPr>
+              <w:t xml:space="preserve">จัดทำและปิด </w:t>
             </w:r>
             <w:r>
               <w:rPr>
@@ -2155,7 +2420,15 @@
                 <w:sz w:val="26"/>
                 <w:szCs w:val="26"/>
               </w:rPr>
-              <w:t xml:space="preserve"> ได้ตามกำหนด พร้อมแสดงการแก้ไขที่ต้นเหตุ ไม่ให้เกิดซ้ำ</w:t>
+              <w:t xml:space="preserve"> </w:t>
+            </w:r>
+            <w:r>
+              <w:rPr>
+                <w:rFonts w:ascii="Browallia New" w:eastAsia="Browallia New" w:hAnsi="Browallia New" w:cs="Browallia New"/>
+                <w:sz w:val="26"/>
+                <w:szCs w:val="26"/>
+              </w:rPr>
+              <w:t>ได้ตามกำหนด พร้อมแสดงการแก้ไขที่ต้นเหตุ ไม่ให้เกิดซ้ำ</w:t>
             </w:r>
           </w:p>
         </w:tc>
@@ -2195,7 +2468,15 @@
                 <w:sz w:val="26"/>
                 <w:szCs w:val="26"/>
               </w:rPr>
-              <w:t>• ข้อตกลง/สัญญาที่ชัดเจนตามหลัก Employer Pays Principle และมาตรฐานการจ้างงานอย่างมีจริยธรรม</w:t>
+              <w:t xml:space="preserve">• </w:t>
+            </w:r>
+            <w:r>
+              <w:rPr>
+                <w:rFonts w:ascii="Browallia New" w:eastAsia="Browallia New" w:hAnsi="Browallia New" w:cs="Browallia New"/>
+                <w:sz w:val="26"/>
+                <w:szCs w:val="26"/>
+              </w:rPr>
+              <w:t>ข้อตกลง/สัญญาที่ชัดเจนตามหลัก Employer Pays Principle และมาตรฐานการจ้างงานอย่างมีจริยธรรม</w:t>
             </w:r>
           </w:p>
           <w:p>
@@ -2208,7 +2489,15 @@
                 <w:sz w:val="26"/>
                 <w:szCs w:val="26"/>
               </w:rPr>
-              <w:t>• ติดตามตรวจสอบอย่างสม่ำเสมอ และสื่อสารกับแรงงานโดยตรงเพื่อยืนยันข้อเท็จจริง</w:t>
+              <w:t xml:space="preserve">• </w:t>
+            </w:r>
+            <w:r>
+              <w:rPr>
+                <w:rFonts w:ascii="Browallia New" w:eastAsia="Browallia New" w:hAnsi="Browallia New" w:cs="Browallia New"/>
+                <w:sz w:val="26"/>
+                <w:szCs w:val="26"/>
+              </w:rPr>
+              <w:t>ติดตามตรวจสอบอย่างสม่ำเสมอ และสื่อสารกับแรงงานโดยตรงเพื่อยืนยันข้อเท็จจริง</w:t>
             </w:r>
           </w:p>
         </w:tc>
@@ -2248,7 +2537,15 @@
                 <w:sz w:val="26"/>
                 <w:szCs w:val="26"/>
               </w:rPr>
-              <w:t>• ข้อเท็จจริงและพยานหลักฐานครบถ้วน จัดเก็บเป็นระบบ</w:t>
+              <w:t xml:space="preserve">• </w:t>
+            </w:r>
+            <w:r>
+              <w:rPr>
+                <w:rFonts w:ascii="Browallia New" w:eastAsia="Browallia New" w:hAnsi="Browallia New" w:cs="Browallia New"/>
+                <w:sz w:val="26"/>
+                <w:szCs w:val="26"/>
+              </w:rPr>
+              <w:t>ข้อเท็จจริงและพยานหลักฐานครบถ้วน จัดเก็บเป็นระบบ</w:t>
             </w:r>
           </w:p>
           <w:p>
@@ -2261,7 +2558,15 @@
                 <w:sz w:val="26"/>
                 <w:szCs w:val="26"/>
               </w:rPr>
-              <w:t>• ทักษะการเจรจาไกล่เกลี่ยเพื่อยุติข้อพิพาทตั้งแต่ต้น และรักษาภาพลักษณ์ของบริษัท</w:t>
+              <w:t xml:space="preserve">• </w:t>
+            </w:r>
+            <w:r>
+              <w:rPr>
+                <w:rFonts w:ascii="Browallia New" w:eastAsia="Browallia New" w:hAnsi="Browallia New" w:cs="Browallia New"/>
+                <w:sz w:val="26"/>
+                <w:szCs w:val="26"/>
+              </w:rPr>
+              <w:t>ทักษะการเจรจาไกล่เกลี่ยเพื่อยุติข้อพิพาทตั้งแต่ต้น และรักษาภาพลักษณ์ของบริษัท</w:t>
             </w:r>
           </w:p>
         </w:tc>
@@ -2295,7 +2600,15 @@
                 <w:b/>
                 <w:sz w:val="28"/>
               </w:rPr>
-              <w:t>2ก. วัตถุประสงค์ของตำแหน่งงาน</w:t>
+              <w:t>2</w:t>
+            </w:r>
+            <w:r>
+              <w:rPr>
+                <w:rFonts w:ascii="Browallia New" w:eastAsia="Browallia New" w:hAnsi="Browallia New" w:cs="Browallia New"/>
+                <w:b/>
+                <w:sz w:val="28"/>
+              </w:rPr>
+              <w:t>ก. วัตถุประสงค์ของตำแหน่งงาน</w:t>
             </w:r>
           </w:p>
           <w:p>
@@ -2334,7 +2647,6 @@
           <w:p>
             <w:pPr>
               <w:rPr>
-                <w:rFonts w:hint="cs"/>
                 <w:cs/>
                 <w:lang w:val="en-US" w:bidi="th-TH"/>
               </w:rPr>
@@ -2374,7 +2686,6 @@
             <w:pPr>
               <w:ind w:left="227" w:hanging="227"/>
               <w:rPr>
-                <w:rFonts w:hint="cs"/>
                 <w:lang w:bidi="th-TH"/>
               </w:rPr>
             </w:pPr>
@@ -2386,15 +2697,33 @@
                 <w:sz w:val="28"/>
                 <w:szCs w:val="28"/>
               </w:rPr>
-              <w:t>• องค์กร</w:t>
-            </w:r>
-            <w:r>
-              <w:rPr>
-                <w:rFonts w:ascii="Browallia New" w:eastAsia="Browallia New" w:hAnsi="Browallia New" w:cs="Browallia New"/>
+              <w:t xml:space="preserve">• </w:t>
+            </w:r>
+            <w:r>
+              <w:rPr>
+                <w:rFonts w:ascii="Browallia New" w:eastAsia="Browallia New" w:hAnsi="Browallia New" w:cs="Browallia New"/>
+                <w:b/>
+                <w:bCs/>
                 <w:sz w:val="28"/>
                 <w:szCs w:val="28"/>
               </w:rPr>
-              <w:t xml:space="preserve">  ปกป้องบริษัทจากความเสี่ยงคดีแรงงาน ค่าปรับ และความเสียหายต่อชื่อเสียง และสนับสนุนการดำเนินงานด้านสิทธิมนุษยชนและแรงงานตามกรอบ</w:t>
+              <w:t>องค์กร</w:t>
+            </w:r>
+            <w:r>
+              <w:rPr>
+                <w:rFonts w:ascii="Browallia New" w:eastAsia="Browallia New" w:hAnsi="Browallia New" w:cs="Browallia New"/>
+                <w:sz w:val="28"/>
+                <w:szCs w:val="28"/>
+              </w:rPr>
+              <w:t xml:space="preserve">  </w:t>
+            </w:r>
+            <w:r>
+              <w:rPr>
+                <w:rFonts w:ascii="Browallia New" w:eastAsia="Browallia New" w:hAnsi="Browallia New" w:cs="Browallia New"/>
+                <w:sz w:val="28"/>
+                <w:szCs w:val="28"/>
+              </w:rPr>
+              <w:t>ปกป้องบริษัทจากความเสี่ยงคดีแรงงาน ค่าปรับ และความเสียหายต่อชื่อเสียง และสนับสนุนการดำเนินงานด้านสิทธิมนุษยชนและแรงงานตามกรอบ</w:t>
             </w:r>
             <w:r>
               <w:rPr>
@@ -2419,21 +2748,8 @@
                 <w:sz w:val="28"/>
                 <w:szCs w:val="28"/>
               </w:rPr>
-              <w:t>• สายงานกิจการองค์กร</w:t>
-            </w:r>
-            <w:r>
-              <w:rPr>
-                <w:rFonts w:ascii="Browallia New" w:eastAsia="Browallia New" w:hAnsi="Browallia New" w:cs="Browallia New"/>
-                <w:sz w:val="28"/>
-                <w:szCs w:val="28"/>
-              </w:rPr>
-              <w:t xml:space="preserve">  เป็นจุดเชื่อมระหว่างงาน HR, Legal &amp; Compliance, Risk และ ESG โดยแปลงนโยบาย (เช่น นโยบายสิทธิมนุษยชน, Employer Pays Principle, มรท. 8001) สู่การปฏิบัติจริง</w:t>
-            </w:r>
-          </w:p>
-          <w:p>
-            <w:pPr>
-              <w:ind w:left="227" w:hanging="227"/>
-            </w:pPr>
+              <w:t xml:space="preserve">• </w:t>
+            </w:r>
             <w:r>
               <w:rPr>
                 <w:rFonts w:ascii="Browallia New" w:eastAsia="Browallia New" w:hAnsi="Browallia New" w:cs="Browallia New"/>
@@ -2442,7 +2758,7 @@
                 <w:sz w:val="28"/>
                 <w:szCs w:val="28"/>
               </w:rPr>
-              <w:t>• ฝ่ายผลิตและหน่วยงานปฏิบัติการ</w:t>
+              <w:t>สายงานกิจการองค์กร</w:t>
             </w:r>
             <w:r>
               <w:rPr>
@@ -2450,7 +2766,15 @@
                 <w:sz w:val="28"/>
                 <w:szCs w:val="28"/>
               </w:rPr>
-              <w:t xml:space="preserve">  เป็นที่ปรึกษาหัวหน้างานในการบริหารคน ชั่วโมงทำงาน วินัย และข้อร้องเรียน</w:t>
+              <w:t xml:space="preserve">  </w:t>
+            </w:r>
+            <w:r>
+              <w:rPr>
+                <w:rFonts w:ascii="Browallia New" w:eastAsia="Browallia New" w:hAnsi="Browallia New" w:cs="Browallia New"/>
+                <w:sz w:val="28"/>
+                <w:szCs w:val="28"/>
+              </w:rPr>
+              <w:t>เป็นจุดเชื่อมระหว่างงาน HR, Legal &amp; Compliance, Risk และ ESG โดยแปลงนโยบาย (เช่น นโยบายสิทธิมนุษยชน, Employer Pays Principle, มรท. 8001) สู่การปฏิบัติจริง</w:t>
             </w:r>
           </w:p>
           <w:p>
@@ -2465,15 +2789,74 @@
                 <w:sz w:val="28"/>
                 <w:szCs w:val="28"/>
               </w:rPr>
-              <w:t>• พนักงาน</w:t>
-            </w:r>
-            <w:r>
-              <w:rPr>
-                <w:rFonts w:ascii="Browallia New" w:eastAsia="Browallia New" w:hAnsi="Browallia New" w:cs="Browallia New"/>
+              <w:t xml:space="preserve">• </w:t>
+            </w:r>
+            <w:r>
+              <w:rPr>
+                <w:rFonts w:ascii="Browallia New" w:eastAsia="Browallia New" w:hAnsi="Browallia New" w:cs="Browallia New"/>
+                <w:b/>
+                <w:bCs/>
                 <w:sz w:val="28"/>
                 <w:szCs w:val="28"/>
               </w:rPr>
-              <w:t xml:space="preserve">  เป็นช่องทางรับฟังและแก้ไขปัญหาที่พนักงานเชื่อถือได้ สร้างความผูกพันและบรรยากาศการทำงานที่ดี</w:t>
+              <w:t>ฝ่ายผลิตและหน่วยงานปฏิบัติการ</w:t>
+            </w:r>
+            <w:r>
+              <w:rPr>
+                <w:rFonts w:ascii="Browallia New" w:eastAsia="Browallia New" w:hAnsi="Browallia New" w:cs="Browallia New"/>
+                <w:sz w:val="28"/>
+                <w:szCs w:val="28"/>
+              </w:rPr>
+              <w:t xml:space="preserve">  </w:t>
+            </w:r>
+            <w:r>
+              <w:rPr>
+                <w:rFonts w:ascii="Browallia New" w:eastAsia="Browallia New" w:hAnsi="Browallia New" w:cs="Browallia New"/>
+                <w:sz w:val="28"/>
+                <w:szCs w:val="28"/>
+              </w:rPr>
+              <w:t>เป็นที่ปรึกษาหัวหน้างานในการบริหารคน ชั่วโมงทำงาน วินัย และข้อร้องเรียน</w:t>
+            </w:r>
+          </w:p>
+          <w:p>
+            <w:pPr>
+              <w:ind w:left="227" w:hanging="227"/>
+            </w:pPr>
+            <w:r>
+              <w:rPr>
+                <w:rFonts w:ascii="Browallia New" w:eastAsia="Browallia New" w:hAnsi="Browallia New" w:cs="Browallia New"/>
+                <w:b/>
+                <w:bCs/>
+                <w:sz w:val="28"/>
+                <w:szCs w:val="28"/>
+              </w:rPr>
+              <w:t xml:space="preserve">• </w:t>
+            </w:r>
+            <w:r>
+              <w:rPr>
+                <w:rFonts w:ascii="Browallia New" w:eastAsia="Browallia New" w:hAnsi="Browallia New" w:cs="Browallia New"/>
+                <w:b/>
+                <w:bCs/>
+                <w:sz w:val="28"/>
+                <w:szCs w:val="28"/>
+              </w:rPr>
+              <w:t>พนักงาน</w:t>
+            </w:r>
+            <w:r>
+              <w:rPr>
+                <w:rFonts w:ascii="Browallia New" w:eastAsia="Browallia New" w:hAnsi="Browallia New" w:cs="Browallia New"/>
+                <w:sz w:val="28"/>
+                <w:szCs w:val="28"/>
+              </w:rPr>
+              <w:t xml:space="preserve">  </w:t>
+            </w:r>
+            <w:r>
+              <w:rPr>
+                <w:rFonts w:ascii="Browallia New" w:eastAsia="Browallia New" w:hAnsi="Browallia New" w:cs="Browallia New"/>
+                <w:sz w:val="28"/>
+                <w:szCs w:val="28"/>
+              </w:rPr>
+              <w:t>เป็นช่องทางรับฟังและแก้ไขปัญหาที่พนักงานเชื่อถือได้ สร้างความผูกพันและบรรยากาศการทำงานที่ดี</w:t>
             </w:r>
           </w:p>
         </w:tc>
@@ -2513,7 +2896,15 @@
                 <w:b/>
                 <w:sz w:val="28"/>
               </w:rPr>
-              <w:t>2ข. ตัวชี้วัดความสำเร็จหลักของตำแหน่ง (Key Success Indicators)</w:t>
+              <w:t>2</w:t>
+            </w:r>
+            <w:r>
+              <w:rPr>
+                <w:rFonts w:ascii="Browallia New" w:eastAsia="Browallia New" w:hAnsi="Browallia New" w:cs="Browallia New"/>
+                <w:b/>
+                <w:sz w:val="28"/>
+              </w:rPr>
+              <w:t>ข. ตัวชี้วัดความสำเร็จหลักของตำแหน่ง (Key Success Indicators)</w:t>
             </w:r>
           </w:p>
           <w:p>
@@ -2740,7 +3131,15 @@
                 <w:b/>
                 <w:sz w:val="28"/>
               </w:rPr>
-              <w:t>3ก. ขอบเขตงาน</w:t>
+              <w:t>3</w:t>
+            </w:r>
+            <w:r>
+              <w:rPr>
+                <w:rFonts w:ascii="Browallia New" w:eastAsia="Browallia New" w:hAnsi="Browallia New" w:cs="Browallia New"/>
+                <w:b/>
+                <w:sz w:val="28"/>
+              </w:rPr>
+              <w:t>ก. ขอบเขตงาน</w:t>
             </w:r>
           </w:p>
           <w:p>
@@ -2834,7 +3233,15 @@
                 <w:b/>
                 <w:sz w:val="28"/>
               </w:rPr>
-              <w:t xml:space="preserve"> ปีข้างหน้า</w:t>
+              <w:t xml:space="preserve"> </w:t>
+            </w:r>
+            <w:r>
+              <w:rPr>
+                <w:rFonts w:ascii="Browallia New" w:eastAsia="Browallia New" w:hAnsi="Browallia New" w:cs="Browallia New"/>
+                <w:b/>
+                <w:sz w:val="28"/>
+              </w:rPr>
+              <w:t>ปีข้างหน้า</w:t>
             </w:r>
           </w:p>
         </w:tc>
@@ -2869,7 +3276,15 @@
                 <w:sz w:val="26"/>
                 <w:szCs w:val="26"/>
               </w:rPr>
-              <w:t>(~15%) ดูแลให้การผลิตต่อเนื่องไม่หยุดชะงัก</w:t>
+              <w:t xml:space="preserve">(~15%) </w:t>
+            </w:r>
+            <w:r>
+              <w:rPr>
+                <w:rFonts w:ascii="Browallia New" w:eastAsia="Browallia New" w:hAnsi="Browallia New" w:cs="Browallia New"/>
+                <w:sz w:val="26"/>
+                <w:szCs w:val="26"/>
+              </w:rPr>
+              <w:t>ดูแลให้การผลิตต่อเนื่องไม่หยุดชะงัก</w:t>
             </w:r>
             <w:r>
               <w:rPr>
@@ -2986,7 +3401,15 @@
                 <w:sz w:val="26"/>
                 <w:szCs w:val="26"/>
               </w:rPr>
-              <w:t>(~30%) บริหารความสัมพันธ์กับพนักงาน คณะกรรมการสวัสดิการ/ผู้แทนลูกจ้าง หน่วยงานราชการ ผู้ตรวจประเมิน และบริษัทจัดหาแรงงาน</w:t>
+              <w:t xml:space="preserve">(~30%) </w:t>
+            </w:r>
+            <w:r>
+              <w:rPr>
+                <w:rFonts w:ascii="Browallia New" w:eastAsia="Browallia New" w:hAnsi="Browallia New" w:cs="Browallia New"/>
+                <w:sz w:val="26"/>
+                <w:szCs w:val="26"/>
+              </w:rPr>
+              <w:t>บริหารความสัมพันธ์กับพนักงาน คณะกรรมการสวัสดิการ/ผู้แทนลูกจ้าง หน่วยงานราชการ ผู้ตรวจประเมิน และบริษัทจัดหาแรงงาน</w:t>
             </w:r>
           </w:p>
         </w:tc>
@@ -3055,7 +3478,15 @@
                 <w:sz w:val="26"/>
                 <w:szCs w:val="26"/>
               </w:rPr>
-              <w:t>(~10%) ควบคุมต้นทุนและความเสี่ยงทางการ</w:t>
+              <w:t xml:space="preserve">(~10%) </w:t>
+            </w:r>
+            <w:r>
+              <w:rPr>
+                <w:rFonts w:ascii="Browallia New" w:eastAsia="Browallia New" w:hAnsi="Browallia New" w:cs="Browallia New"/>
+                <w:sz w:val="26"/>
+                <w:szCs w:val="26"/>
+              </w:rPr>
+              <w:t>ควบคุมต้นทุนและความเสี่ยงทางการ</w:t>
             </w:r>
             <w:r>
               <w:rPr>
@@ -3142,7 +3573,15 @@
                 <w:sz w:val="26"/>
                 <w:szCs w:val="26"/>
               </w:rPr>
-              <w:t>(~35%) ระเบียบข้อบังคับเกี่ยวกับการทำงาน การบริหารวินัยและการสอบสวน การจัดการข้อร้องเรียน การสื่อสารนโยบายแก่พนักงาน (หลายภาษา) และการให้คำปรึกษาหัวหน้างาน</w:t>
+              <w:t xml:space="preserve">(~35%) </w:t>
+            </w:r>
+            <w:r>
+              <w:rPr>
+                <w:rFonts w:ascii="Browallia New" w:eastAsia="Browallia New" w:hAnsi="Browallia New" w:cs="Browallia New"/>
+                <w:sz w:val="26"/>
+                <w:szCs w:val="26"/>
+              </w:rPr>
+              <w:t>ระเบียบข้อบังคับเกี่ยวกับการทำงาน การบริหารวินัยและการสอบสวน การจัดการข้อร้องเรียน การสื่อสารนโยบายแก่พนักงาน (หลายภาษา) และการให้คำปรึกษาหัวหน้างาน</w:t>
             </w:r>
           </w:p>
         </w:tc>
@@ -3223,7 +3662,15 @@
                 <w:sz w:val="26"/>
                 <w:szCs w:val="26"/>
               </w:rPr>
-              <w:t>(~10%) สนับสนุนคดีแรงงานและการประนอมข้อพิพาท ติดตามการเปลี่ยนแปลงกฎหมาย</w:t>
+              <w:t xml:space="preserve">(~10%) </w:t>
+            </w:r>
+            <w:r>
+              <w:rPr>
+                <w:rFonts w:ascii="Browallia New" w:eastAsia="Browallia New" w:hAnsi="Browallia New" w:cs="Browallia New"/>
+                <w:sz w:val="26"/>
+                <w:szCs w:val="26"/>
+              </w:rPr>
+              <w:t>สนับสนุนคดีแรงงานและการประนอมข้อพิพาท ติดตามการเปลี่ยนแปลงกฎหมาย</w:t>
             </w:r>
             <w:r>
               <w:rPr>
@@ -3333,7 +3780,15 @@
                 <w:b/>
                 <w:sz w:val="28"/>
               </w:rPr>
-              <w:t>3ข. ความท้าทายของงาน</w:t>
+              <w:t>3</w:t>
+            </w:r>
+            <w:r>
+              <w:rPr>
+                <w:rFonts w:ascii="Browallia New" w:eastAsia="Browallia New" w:hAnsi="Browallia New" w:cs="Browallia New"/>
+                <w:b/>
+                <w:sz w:val="28"/>
+              </w:rPr>
+              <w:t>ข. ความท้าทายของงาน</w:t>
             </w:r>
           </w:p>
           <w:p>
@@ -3403,7 +3858,15 @@
                 <w:b/>
                 <w:sz w:val="28"/>
               </w:rPr>
-              <w:t xml:space="preserve"> ปีข้างหน้า</w:t>
+              <w:t xml:space="preserve"> </w:t>
+            </w:r>
+            <w:r>
+              <w:rPr>
+                <w:rFonts w:ascii="Browallia New" w:eastAsia="Browallia New" w:hAnsi="Browallia New" w:cs="Browallia New"/>
+                <w:b/>
+                <w:sz w:val="28"/>
+              </w:rPr>
+              <w:t>ปีข้างหน้า</w:t>
             </w:r>
           </w:p>
         </w:tc>
@@ -3427,7 +3890,15 @@
                 <w:sz w:val="26"/>
                 <w:szCs w:val="26"/>
               </w:rPr>
-              <w:t>• สร้างสมดุลระหว่างความต้องการกำลังการผลิต (กะ/ล่วงเวลา) กับการควบคุมชั่วโมงทำงานตามกฎหมายและข้อกำหนด</w:t>
+              <w:t xml:space="preserve">• </w:t>
+            </w:r>
+            <w:r>
+              <w:rPr>
+                <w:rFonts w:ascii="Browallia New" w:eastAsia="Browallia New" w:hAnsi="Browallia New" w:cs="Browallia New"/>
+                <w:sz w:val="26"/>
+                <w:szCs w:val="26"/>
+              </w:rPr>
+              <w:t>สร้างสมดุลระหว่างความต้องการกำลังการผลิต (กะ/ล่วงเวลา) กับการควบคุมชั่วโมงทำงานตามกฎหมายและข้อกำหนด</w:t>
             </w:r>
             <w:r>
               <w:rPr>
@@ -3470,7 +3941,15 @@
                 <w:sz w:val="26"/>
                 <w:szCs w:val="26"/>
               </w:rPr>
-              <w:t>• ข้อกำหนดด้านสิทธิมนุษยชนและแรงงานของลูกค้า</w:t>
+              <w:t xml:space="preserve">• </w:t>
+            </w:r>
+            <w:r>
+              <w:rPr>
+                <w:rFonts w:ascii="Browallia New" w:eastAsia="Browallia New" w:hAnsi="Browallia New" w:cs="Browallia New"/>
+                <w:sz w:val="26"/>
+                <w:szCs w:val="26"/>
+              </w:rPr>
+              <w:t>ข้อกำหนดด้านสิทธิมนุษยชนและแรงงานของลูกค้า</w:t>
             </w:r>
             <w:r>
               <w:rPr>
@@ -3501,7 +3980,15 @@
                 <w:sz w:val="26"/>
                 <w:szCs w:val="26"/>
               </w:rPr>
-              <w:t>• การปรับค่าจ้างขั้นต่ำและการแก้ไขกฎหมายคุ้มครองแรงงาน ที่กระทบต้นทุนและระเบียบภายใน</w:t>
+              <w:t xml:space="preserve">• </w:t>
+            </w:r>
+            <w:r>
+              <w:rPr>
+                <w:rFonts w:ascii="Browallia New" w:eastAsia="Browallia New" w:hAnsi="Browallia New" w:cs="Browallia New"/>
+                <w:sz w:val="26"/>
+                <w:szCs w:val="26"/>
+              </w:rPr>
+              <w:t>การปรับค่าจ้างขั้นต่ำและการแก้ไขกฎหมายคุ้มครองแรงงาน ที่กระทบต้นทุนและระเบียบภายใน</w:t>
             </w:r>
           </w:p>
         </w:tc>
@@ -3526,7 +4013,15 @@
                 <w:szCs w:val="26"/>
               </w:rPr>
               <w:lastRenderedPageBreak/>
-              <w:t>• บริหารแรงงานที่หลากหลาย รวมถึงแรงงานข้ามชาติ ทั้งด้านภาษา วัฒนธรรม และความเสี่ยงเรื่องค่าธรรมเนียมจัดหางาน</w:t>
+              <w:t xml:space="preserve">• </w:t>
+            </w:r>
+            <w:r>
+              <w:rPr>
+                <w:rFonts w:ascii="Browallia New" w:eastAsia="Browallia New" w:hAnsi="Browallia New" w:cs="Browallia New"/>
+                <w:sz w:val="26"/>
+                <w:szCs w:val="26"/>
+              </w:rPr>
+              <w:t>บริหารแรงงานที่หลากหลาย รวมถึงแรงงานข้ามชาติ ทั้งด้านภาษา วัฒนธรรม และความเสี่ยงเรื่องค่าธรรมเนียมจัดหางาน</w:t>
             </w:r>
           </w:p>
           <w:p>
@@ -3539,7 +4034,15 @@
                 <w:sz w:val="26"/>
                 <w:szCs w:val="26"/>
               </w:rPr>
-              <w:t>• บริหารวินัย ข้อร้องเรียน และคดีแรงงานอย่างเป็นธรรมและมีหลักฐาน ด้วยทีมงานที่มีขนาดจำกัด (ประเด็นการบริหารบุคคล)</w:t>
+              <w:t xml:space="preserve">• </w:t>
+            </w:r>
+            <w:r>
+              <w:rPr>
+                <w:rFonts w:ascii="Browallia New" w:eastAsia="Browallia New" w:hAnsi="Browallia New" w:cs="Browallia New"/>
+                <w:sz w:val="26"/>
+                <w:szCs w:val="26"/>
+              </w:rPr>
+              <w:t>บริหารวินัย ข้อร้องเรียน และคดีแรงงานอย่างเป็นธรรมและมีหลักฐาน ด้วยทีมงานที่มีขนาดจำกัด (ประเด็นการบริหารบุคคล)</w:t>
             </w:r>
           </w:p>
         </w:tc>
@@ -3558,7 +4061,15 @@
                 <w:sz w:val="26"/>
                 <w:szCs w:val="26"/>
               </w:rPr>
-              <w:t>• การนำระบบอัตโนมัติ/ปรับโครงสร้างการผลิตที่กระทบ</w:t>
+              <w:t xml:space="preserve">• </w:t>
+            </w:r>
+            <w:r>
+              <w:rPr>
+                <w:rFonts w:ascii="Browallia New" w:eastAsia="Browallia New" w:hAnsi="Browallia New" w:cs="Browallia New"/>
+                <w:sz w:val="26"/>
+                <w:szCs w:val="26"/>
+              </w:rPr>
+              <w:t>การนำระบบอัตโนมัติ/ปรับโครงสร้างการผลิตที่กระทบ</w:t>
             </w:r>
             <w:r>
               <w:rPr>
@@ -3589,7 +4100,15 @@
                 <w:sz w:val="26"/>
                 <w:szCs w:val="26"/>
               </w:rPr>
-              <w:t>• ความคาดหวังของพนักงานรุ่นใหม่และสื่อสังคมออนไลน์</w:t>
+              <w:t xml:space="preserve">• </w:t>
+            </w:r>
+            <w:r>
+              <w:rPr>
+                <w:rFonts w:ascii="Browallia New" w:eastAsia="Browallia New" w:hAnsi="Browallia New" w:cs="Browallia New"/>
+                <w:sz w:val="26"/>
+                <w:szCs w:val="26"/>
+              </w:rPr>
+              <w:t>ความคาดหวังของพนักงานรุ่นใหม่และสื่อสังคมออนไลน์</w:t>
             </w:r>
             <w:r>
               <w:rPr>
@@ -3629,7 +4148,15 @@
           <w:b/>
           <w:sz w:val="32"/>
         </w:rPr>
-        <w:t>4. ความรู้ ทักษะ และคุณสมบัติที่จำเป็น</w:t>
+        <w:t xml:space="preserve">4. </w:t>
+      </w:r>
+      <w:r>
+        <w:rPr>
+          <w:rFonts w:ascii="Browallia New" w:eastAsia="Browallia New" w:hAnsi="Browallia New" w:cs="Browallia New"/>
+          <w:b/>
+          <w:sz w:val="32"/>
+        </w:rPr>
+        <w:t>ความรู้ ทักษะ และคุณสมบัติที่จำเป็น</w:t>
       </w:r>
     </w:p>
     <w:p>
@@ -3673,7 +4200,15 @@
                 <w:b/>
                 <w:sz w:val="28"/>
               </w:rPr>
-              <w:t>4ก. การศึกษา / คุณสมบัติทางวิชาชีพ</w:t>
+              <w:t>4</w:t>
+            </w:r>
+            <w:r>
+              <w:rPr>
+                <w:rFonts w:ascii="Browallia New" w:eastAsia="Browallia New" w:hAnsi="Browallia New" w:cs="Browallia New"/>
+                <w:b/>
+                <w:sz w:val="28"/>
+              </w:rPr>
+              <w:t>ก. การศึกษา / คุณสมบัติทางวิชาชีพ</w:t>
             </w:r>
           </w:p>
           <w:p>
@@ -3783,7 +4318,15 @@
                 <w:sz w:val="26"/>
                 <w:szCs w:val="26"/>
               </w:rPr>
-              <w:t>• ปริญญาตรีขึ้นไป สาขา รัฐศาสตร์ การบริหารทรัพยากรมนุษย์ แรงงานสัมพันธ์ หรือสาขาที่เกี่ยวข้อง</w:t>
+              <w:t xml:space="preserve">• </w:t>
+            </w:r>
+            <w:r>
+              <w:rPr>
+                <w:rFonts w:ascii="Browallia New" w:eastAsia="Browallia New" w:hAnsi="Browallia New" w:cs="Browallia New"/>
+                <w:sz w:val="26"/>
+                <w:szCs w:val="26"/>
+              </w:rPr>
+              <w:t>ปริญญาตรีขึ้นไป สาขา รัฐศาสตร์ การบริหารทรัพยากรมนุษย์ แรงงานสัมพันธ์ หรือสาขาที่เกี่ยวข้อง</w:t>
             </w:r>
           </w:p>
           <w:p>
@@ -3796,7 +4339,15 @@
                 <w:sz w:val="26"/>
                 <w:szCs w:val="26"/>
               </w:rPr>
-              <w:t>• ปริญญาโทด้าน HR / กฎหมายแรงงาน</w:t>
+              <w:t xml:space="preserve">• </w:t>
+            </w:r>
+            <w:r>
+              <w:rPr>
+                <w:rFonts w:ascii="Browallia New" w:eastAsia="Browallia New" w:hAnsi="Browallia New" w:cs="Browallia New"/>
+                <w:sz w:val="26"/>
+                <w:szCs w:val="26"/>
+              </w:rPr>
+              <w:t>ปริญญาโทด้าน HR / กฎหมายแรงงาน</w:t>
             </w:r>
           </w:p>
         </w:tc>
@@ -3922,7 +4473,15 @@
                 <w:sz w:val="26"/>
                 <w:szCs w:val="26"/>
               </w:rPr>
-              <w:t>• กฎหมายคุ้มครองแรงงาน แรงงานสัมพันธ์ ประกันสังคม (ฉบับปรับปรุงล่าสุด)</w:t>
+              <w:t xml:space="preserve">• </w:t>
+            </w:r>
+            <w:r>
+              <w:rPr>
+                <w:rFonts w:ascii="Browallia New" w:eastAsia="Browallia New" w:hAnsi="Browallia New" w:cs="Browallia New"/>
+                <w:sz w:val="26"/>
+                <w:szCs w:val="26"/>
+              </w:rPr>
+              <w:t>กฎหมายคุ้มครองแรงงาน แรงงานสัมพันธ์ ประกันสังคม (ฉบับปรับปรุงล่าสุด)</w:t>
             </w:r>
           </w:p>
           <w:p>
@@ -3935,7 +4494,15 @@
                 <w:sz w:val="26"/>
                 <w:szCs w:val="26"/>
               </w:rPr>
-              <w:t>• การสอบสวนวินัยและการเลิกจ้างที่</w:t>
+              <w:t xml:space="preserve">• </w:t>
+            </w:r>
+            <w:r>
+              <w:rPr>
+                <w:rFonts w:ascii="Browallia New" w:eastAsia="Browallia New" w:hAnsi="Browallia New" w:cs="Browallia New"/>
+                <w:sz w:val="26"/>
+                <w:szCs w:val="26"/>
+              </w:rPr>
+              <w:t>การสอบสวนวินัยและการเลิกจ้างที่</w:t>
             </w:r>
             <w:r>
               <w:rPr>
@@ -3965,7 +4532,15 @@
                 <w:sz w:val="26"/>
                 <w:szCs w:val="26"/>
               </w:rPr>
-              <w:t>• PDPA สำหรับงาน HR</w:t>
+              <w:t xml:space="preserve">• PDPA </w:t>
+            </w:r>
+            <w:r>
+              <w:rPr>
+                <w:rFonts w:ascii="Browallia New" w:eastAsia="Browallia New" w:hAnsi="Browallia New" w:cs="Browallia New"/>
+                <w:sz w:val="26"/>
+                <w:szCs w:val="26"/>
+              </w:rPr>
+              <w:t>สำหรับงาน HR</w:t>
             </w:r>
           </w:p>
         </w:tc>
@@ -4019,7 +4594,15 @@
                 <w:sz w:val="26"/>
                 <w:szCs w:val="26"/>
               </w:rPr>
-              <w:t>• ภาษาอังกฤษระดับใช้งานได้ดี (อ่าน-เขียนรายงาน Audit / สื่อสารกับลูกค้า)</w:t>
+              <w:t xml:space="preserve">• </w:t>
+            </w:r>
+            <w:r>
+              <w:rPr>
+                <w:rFonts w:ascii="Browallia New" w:eastAsia="Browallia New" w:hAnsi="Browallia New" w:cs="Browallia New"/>
+                <w:sz w:val="26"/>
+                <w:szCs w:val="26"/>
+              </w:rPr>
+              <w:t>ภาษาอังกฤษระดับใช้งานได้ดี (อ่าน-เขียนรายงาน Audit / สื่อสารกับลูกค้า)</w:t>
             </w:r>
           </w:p>
           <w:p>
@@ -4032,7 +4615,15 @@
                 <w:sz w:val="26"/>
                 <w:szCs w:val="26"/>
               </w:rPr>
-              <w:t>• ใช้ MS Office และระบบ HRIS ได้ดี</w:t>
+              <w:t xml:space="preserve">• </w:t>
+            </w:r>
+            <w:r>
+              <w:rPr>
+                <w:rFonts w:ascii="Browallia New" w:eastAsia="Browallia New" w:hAnsi="Browallia New" w:cs="Browallia New"/>
+                <w:sz w:val="26"/>
+                <w:szCs w:val="26"/>
+              </w:rPr>
+              <w:t>ใช้ MS Office และระบบ HRIS ได้ดี</w:t>
             </w:r>
           </w:p>
         </w:tc>
@@ -4090,7 +4681,15 @@
                 <w:b/>
                 <w:sz w:val="28"/>
               </w:rPr>
-              <w:t>4ข. ประสบการณ์ทำงานที่จำเป็น</w:t>
+              <w:t>4</w:t>
+            </w:r>
+            <w:r>
+              <w:rPr>
+                <w:rFonts w:ascii="Browallia New" w:eastAsia="Browallia New" w:hAnsi="Browallia New" w:cs="Browallia New"/>
+                <w:b/>
+                <w:sz w:val="28"/>
+              </w:rPr>
+              <w:t>ข. ประสบการณ์ทำงานที่จำเป็น</w:t>
             </w:r>
           </w:p>
           <w:p>
@@ -4200,7 +4799,15 @@
                 <w:sz w:val="26"/>
                 <w:szCs w:val="26"/>
               </w:rPr>
-              <w:t>• งานแรงงานสัมพันธ์ / Employee Relations หรือกฎหมายแรงงาน ในโรงงานอุตสาหกรรมการผลิตที่มีพนักงานจำนวนมากและทำงานเป็นกะ</w:t>
+              <w:t xml:space="preserve">• </w:t>
+            </w:r>
+            <w:r>
+              <w:rPr>
+                <w:rFonts w:ascii="Browallia New" w:eastAsia="Browallia New" w:hAnsi="Browallia New" w:cs="Browallia New"/>
+                <w:sz w:val="26"/>
+                <w:szCs w:val="26"/>
+              </w:rPr>
+              <w:t>งานแรงงานสัมพันธ์ / Employee Relations หรือกฎหมายแรงงาน ในโรงงานอุตสาหกรรมการผลิตที่มีพนักงานจำนวนมากและทำงานเป็นกะ</w:t>
             </w:r>
           </w:p>
           <w:p>
@@ -4213,7 +4820,15 @@
                 <w:sz w:val="26"/>
                 <w:szCs w:val="26"/>
               </w:rPr>
-              <w:t>• ในจำนวนนี้เป็นระดับหัวหน้างาน/บริหารทีม</w:t>
+              <w:t xml:space="preserve">• </w:t>
+            </w:r>
+            <w:r>
+              <w:rPr>
+                <w:rFonts w:ascii="Browallia New" w:eastAsia="Browallia New" w:hAnsi="Browallia New" w:cs="Browallia New"/>
+                <w:sz w:val="26"/>
+                <w:szCs w:val="26"/>
+              </w:rPr>
+              <w:t>ในจำนวนนี้เป็นระดับหัวหน้างาน/บริหารทีม</w:t>
             </w:r>
           </w:p>
           <w:p>
@@ -4226,7 +4841,15 @@
                 <w:sz w:val="26"/>
                 <w:szCs w:val="26"/>
               </w:rPr>
-              <w:t>• ประสบการณ์งาน HR ด้านอื่น (C&amp;B/Payroll, HRBP) เป็นข้อได้เปรียบ</w:t>
+              <w:t xml:space="preserve">• </w:t>
+            </w:r>
+            <w:r>
+              <w:rPr>
+                <w:rFonts w:ascii="Browallia New" w:eastAsia="Browallia New" w:hAnsi="Browallia New" w:cs="Browallia New"/>
+                <w:sz w:val="26"/>
+                <w:szCs w:val="26"/>
+              </w:rPr>
+              <w:t>ประสบการณ์งาน HR ด้านอื่น (C&amp;B/Payroll, HRBP) เป็นข้อได้เปรียบ</w:t>
             </w:r>
           </w:p>
         </w:tc>
@@ -4245,7 +4868,15 @@
                 <w:sz w:val="26"/>
                 <w:szCs w:val="26"/>
               </w:rPr>
-              <w:t>7-10 ปี (รวม)</w:t>
+              <w:t xml:space="preserve">7-10 </w:t>
+            </w:r>
+            <w:r>
+              <w:rPr>
+                <w:rFonts w:ascii="Browallia New" w:eastAsia="Browallia New" w:hAnsi="Browallia New" w:cs="Browallia New"/>
+                <w:sz w:val="26"/>
+                <w:szCs w:val="26"/>
+              </w:rPr>
+              <w:t>ปี (รวม)</w:t>
             </w:r>
           </w:p>
           <w:p>
@@ -4312,7 +4943,15 @@
                 <w:sz w:val="26"/>
                 <w:szCs w:val="26"/>
               </w:rPr>
-              <w:t>• เป็นผู้รับผิดชอบหลักในการเตรียมรับการตรวจ</w:t>
+              <w:t xml:space="preserve">• </w:t>
+            </w:r>
+            <w:r>
+              <w:rPr>
+                <w:rFonts w:ascii="Browallia New" w:eastAsia="Browallia New" w:hAnsi="Browallia New" w:cs="Browallia New"/>
+                <w:sz w:val="26"/>
+                <w:szCs w:val="26"/>
+              </w:rPr>
+              <w:t>เป็นผู้รับผิดชอบหลักในการเตรียมรับการตรวจ</w:t>
             </w:r>
             <w:r>
               <w:rPr>
@@ -4351,7 +4990,15 @@
                 <w:sz w:val="26"/>
                 <w:szCs w:val="26"/>
               </w:rPr>
-              <w:t>• ดำเนินการสอบสวนวินัย/ข้อร้องเรียนร้ายแรง และเตรียมคดีแรงงานในชั้นศาลหรือการประนอมข้อพิพาท</w:t>
+              <w:t xml:space="preserve">• </w:t>
+            </w:r>
+            <w:r>
+              <w:rPr>
+                <w:rFonts w:ascii="Browallia New" w:eastAsia="Browallia New" w:hAnsi="Browallia New" w:cs="Browallia New"/>
+                <w:sz w:val="26"/>
+                <w:szCs w:val="26"/>
+              </w:rPr>
+              <w:t>ดำเนินการสอบสวนวินัย/ข้อร้องเรียนร้ายแรง และเตรียมคดีแรงงานในชั้นศาลหรือการประนอมข้อพิพาท</w:t>
             </w:r>
           </w:p>
           <w:p>
@@ -4364,7 +5011,15 @@
                 <w:sz w:val="26"/>
                 <w:szCs w:val="26"/>
               </w:rPr>
-              <w:t>• การเจรจาข้อเรียกร้องหรือแก้ไขข้อพิพาทแรงงาน</w:t>
+              <w:t xml:space="preserve">• </w:t>
+            </w:r>
+            <w:r>
+              <w:rPr>
+                <w:rFonts w:ascii="Browallia New" w:eastAsia="Browallia New" w:hAnsi="Browallia New" w:cs="Browallia New"/>
+                <w:sz w:val="26"/>
+                <w:szCs w:val="26"/>
+              </w:rPr>
+              <w:t>การเจรจาข้อเรียกร้องหรือแก้ไขข้อพิพาทแรงงาน</w:t>
             </w:r>
           </w:p>
         </w:tc>
@@ -4422,7 +5077,15 @@
                 <w:sz w:val="26"/>
                 <w:szCs w:val="26"/>
               </w:rPr>
-              <w:t>• การบริหารแรงงานข้ามชาติตามระบบ MOU และการจ้างงานอย่างมีจริยธรรม</w:t>
+              <w:t xml:space="preserve">• </w:t>
+            </w:r>
+            <w:r>
+              <w:rPr>
+                <w:rFonts w:ascii="Browallia New" w:eastAsia="Browallia New" w:hAnsi="Browallia New" w:cs="Browallia New"/>
+                <w:sz w:val="26"/>
+                <w:szCs w:val="26"/>
+              </w:rPr>
+              <w:t>การบริหารแรงงานข้ามชาติตามระบบ MOU และการจ้างงานอย่างมีจริยธรรม</w:t>
             </w:r>
           </w:p>
           <w:p>
@@ -4435,7 +5098,15 @@
                 <w:sz w:val="26"/>
                 <w:szCs w:val="26"/>
               </w:rPr>
-              <w:t>• การจัดทำ/ปรับปรุงระเบียบข้อบังคับเกี่ยวกับ</w:t>
+              <w:t xml:space="preserve">• </w:t>
+            </w:r>
+            <w:r>
+              <w:rPr>
+                <w:rFonts w:ascii="Browallia New" w:eastAsia="Browallia New" w:hAnsi="Browallia New" w:cs="Browallia New"/>
+                <w:sz w:val="26"/>
+                <w:szCs w:val="26"/>
+              </w:rPr>
+              <w:t>การจัดทำ/ปรับปรุงระเบียบข้อบังคับเกี่ยวกับ</w:t>
             </w:r>
             <w:r>
               <w:rPr>
@@ -4465,7 +5136,15 @@
                 <w:sz w:val="26"/>
                 <w:szCs w:val="26"/>
               </w:rPr>
-              <w:t>• การบริหารการเปลี่ยนแปลง/ปรับโครงสร้างกำลังคน</w:t>
+              <w:t xml:space="preserve">• </w:t>
+            </w:r>
+            <w:r>
+              <w:rPr>
+                <w:rFonts w:ascii="Browallia New" w:eastAsia="Browallia New" w:hAnsi="Browallia New" w:cs="Browallia New"/>
+                <w:sz w:val="26"/>
+                <w:szCs w:val="26"/>
+              </w:rPr>
+              <w:t>การบริหารการเปลี่ยนแปลง/ปรับโครงสร้างกำลังคน</w:t>
             </w:r>
           </w:p>
         </w:tc>
@@ -4484,7 +5163,15 @@
                 <w:sz w:val="26"/>
                 <w:szCs w:val="26"/>
               </w:rPr>
-              <w:t>2 ปีขึ้นไป</w:t>
+              <w:t xml:space="preserve">2 </w:t>
+            </w:r>
+            <w:r>
+              <w:rPr>
+                <w:rFonts w:ascii="Browallia New" w:eastAsia="Browallia New" w:hAnsi="Browallia New" w:cs="Browallia New"/>
+                <w:sz w:val="26"/>
+                <w:szCs w:val="26"/>
+              </w:rPr>
+              <w:t>ปีขึ้นไป</w:t>
             </w:r>
           </w:p>
         </w:tc>
@@ -5022,7 +5709,15 @@
                 <w:b/>
                 <w:sz w:val="28"/>
               </w:rPr>
-              <w:t>4ค. สมรรถนะ</w:t>
+              <w:t>4</w:t>
+            </w:r>
+            <w:r>
+              <w:rPr>
+                <w:rFonts w:ascii="Browallia New" w:eastAsia="Browallia New" w:hAnsi="Browallia New" w:cs="Browallia New"/>
+                <w:b/>
+                <w:sz w:val="28"/>
+              </w:rPr>
+              <w:t>ค. สมรรถนะ</w:t>
             </w:r>
           </w:p>
           <w:p>
@@ -5048,7 +5743,15 @@
           <w:b/>
           <w:sz w:val="26"/>
         </w:rPr>
-        <w:t>4ค</w:t>
+        <w:t>4</w:t>
+      </w:r>
+      <w:r>
+        <w:rPr>
+          <w:rFonts w:ascii="Browallia New" w:eastAsia="Browallia New" w:hAnsi="Browallia New" w:cs="Browallia New"/>
+          <w:b/>
+          <w:sz w:val="26"/>
+        </w:rPr>
+        <w:t>ค</w:t>
       </w:r>
       <w:r>
         <w:rPr>
@@ -5066,7 +5769,15 @@
           <w:b/>
           <w:sz w:val="26"/>
         </w:rPr>
-        <w:t>(i) สมรรถนะด้านการเป็นผู้นำ (Leadership Competencies)</w:t>
+        <w:t xml:space="preserve">(i) </w:t>
+      </w:r>
+      <w:r>
+        <w:rPr>
+          <w:rFonts w:ascii="Browallia New" w:eastAsia="Browallia New" w:hAnsi="Browallia New" w:cs="Browallia New"/>
+          <w:b/>
+          <w:sz w:val="26"/>
+        </w:rPr>
+        <w:t>สมรรถนะด้านการเป็นผู้นำ (Leadership Competencies)</w:t>
       </w:r>
     </w:p>
     <w:tbl>
@@ -5323,6 +6034,7 @@
                   <w14:uncheckedState w14:val="2610" w14:font="MS Gothic"/>
                 </w14:checkbox>
               </w:sdtPr>
+              <w:sdtEndPr/>
               <w:sdtContent>
                 <w:r>
                   <w:rPr>
@@ -5353,6 +6065,7 @@
                   <w14:uncheckedState w14:val="2610" w14:font="MS Gothic"/>
                 </w14:checkbox>
               </w:sdtPr>
+              <w:sdtEndPr/>
               <w:sdtContent>
                 <w:r>
                   <w:rPr>
@@ -5383,6 +6096,7 @@
                   <w14:uncheckedState w14:val="2610" w14:font="MS Gothic"/>
                 </w14:checkbox>
               </w:sdtPr>
+              <w:sdtEndPr/>
               <w:sdtContent>
                 <w:r>
                   <w:rPr>
@@ -5413,6 +6127,7 @@
                   <w14:uncheckedState w14:val="2610" w14:font="MS Gothic"/>
                 </w14:checkbox>
               </w:sdtPr>
+              <w:sdtEndPr/>
               <w:sdtContent>
                 <w:r>
                   <w:rPr>
@@ -5443,6 +6158,7 @@
                   <w14:uncheckedState w14:val="2610" w14:font="MS Gothic"/>
                 </w14:checkbox>
               </w:sdtPr>
+              <w:sdtEndPr/>
               <w:sdtContent>
                 <w:r>
                   <w:rPr>
@@ -5515,6 +6231,7 @@
                   <w14:uncheckedState w14:val="2610" w14:font="MS Gothic"/>
                 </w14:checkbox>
               </w:sdtPr>
+              <w:sdtEndPr/>
               <w:sdtContent>
                 <w:r>
                   <w:rPr>
@@ -5545,6 +6262,7 @@
                   <w14:uncheckedState w14:val="2610" w14:font="MS Gothic"/>
                 </w14:checkbox>
               </w:sdtPr>
+              <w:sdtEndPr/>
               <w:sdtContent>
                 <w:r>
                   <w:rPr>
@@ -5575,6 +6293,7 @@
                   <w14:uncheckedState w14:val="2610" w14:font="MS Gothic"/>
                 </w14:checkbox>
               </w:sdtPr>
+              <w:sdtEndPr/>
               <w:sdtContent>
                 <w:r>
                   <w:rPr>
@@ -5605,6 +6324,7 @@
                   <w14:uncheckedState w14:val="2610" w14:font="MS Gothic"/>
                 </w14:checkbox>
               </w:sdtPr>
+              <w:sdtEndPr/>
               <w:sdtContent>
                 <w:r>
                   <w:rPr>
@@ -5635,6 +6355,7 @@
                   <w14:uncheckedState w14:val="2610" w14:font="MS Gothic"/>
                 </w14:checkbox>
               </w:sdtPr>
+              <w:sdtEndPr/>
               <w:sdtContent>
                 <w:r>
                   <w:rPr>
@@ -5707,6 +6428,7 @@
                   <w14:uncheckedState w14:val="2610" w14:font="MS Gothic"/>
                 </w14:checkbox>
               </w:sdtPr>
+              <w:sdtEndPr/>
               <w:sdtContent>
                 <w:r>
                   <w:rPr>
@@ -5737,6 +6459,7 @@
                   <w14:uncheckedState w14:val="2610" w14:font="MS Gothic"/>
                 </w14:checkbox>
               </w:sdtPr>
+              <w:sdtEndPr/>
               <w:sdtContent>
                 <w:r>
                   <w:rPr>
@@ -5767,6 +6490,7 @@
                   <w14:uncheckedState w14:val="2610" w14:font="MS Gothic"/>
                 </w14:checkbox>
               </w:sdtPr>
+              <w:sdtEndPr/>
               <w:sdtContent>
                 <w:r>
                   <w:rPr>
@@ -5797,6 +6521,7 @@
                   <w14:uncheckedState w14:val="2610" w14:font="MS Gothic"/>
                 </w14:checkbox>
               </w:sdtPr>
+              <w:sdtEndPr/>
               <w:sdtContent>
                 <w:r>
                   <w:rPr>
@@ -5827,6 +6552,7 @@
                   <w14:uncheckedState w14:val="2610" w14:font="MS Gothic"/>
                 </w14:checkbox>
               </w:sdtPr>
+              <w:sdtEndPr/>
               <w:sdtContent>
                 <w:r>
                   <w:rPr>
@@ -5882,6 +6608,7 @@
                   <w14:uncheckedState w14:val="2610" w14:font="MS Gothic"/>
                 </w14:checkbox>
               </w:sdtPr>
+              <w:sdtEndPr/>
               <w:sdtContent>
                 <w:r>
                   <w:rPr>
@@ -5912,6 +6639,7 @@
                   <w14:uncheckedState w14:val="2610" w14:font="MS Gothic"/>
                 </w14:checkbox>
               </w:sdtPr>
+              <w:sdtEndPr/>
               <w:sdtContent>
                 <w:r>
                   <w:rPr>
@@ -5942,6 +6670,7 @@
                   <w14:uncheckedState w14:val="2610" w14:font="MS Gothic"/>
                 </w14:checkbox>
               </w:sdtPr>
+              <w:sdtEndPr/>
               <w:sdtContent>
                 <w:r>
                   <w:rPr>
@@ -5972,6 +6701,7 @@
                   <w14:uncheckedState w14:val="2610" w14:font="MS Gothic"/>
                 </w14:checkbox>
               </w:sdtPr>
+              <w:sdtEndPr/>
               <w:sdtContent>
                 <w:r>
                   <w:rPr>
@@ -6002,6 +6732,7 @@
                   <w14:uncheckedState w14:val="2610" w14:font="MS Gothic"/>
                 </w14:checkbox>
               </w:sdtPr>
+              <w:sdtEndPr/>
               <w:sdtContent>
                 <w:r>
                   <w:rPr>
@@ -6072,6 +6803,7 @@
                   <w14:uncheckedState w14:val="2610" w14:font="MS Gothic"/>
                 </w14:checkbox>
               </w:sdtPr>
+              <w:sdtEndPr/>
               <w:sdtContent>
                 <w:r>
                   <w:rPr>
@@ -6102,6 +6834,7 @@
                   <w14:uncheckedState w14:val="2610" w14:font="MS Gothic"/>
                 </w14:checkbox>
               </w:sdtPr>
+              <w:sdtEndPr/>
               <w:sdtContent>
                 <w:r>
                   <w:rPr>
@@ -6132,6 +6865,7 @@
                   <w14:uncheckedState w14:val="2610" w14:font="MS Gothic"/>
                 </w14:checkbox>
               </w:sdtPr>
+              <w:sdtEndPr/>
               <w:sdtContent>
                 <w:r>
                   <w:rPr>
@@ -6162,6 +6896,7 @@
                   <w14:uncheckedState w14:val="2610" w14:font="MS Gothic"/>
                 </w14:checkbox>
               </w:sdtPr>
+              <w:sdtEndPr/>
               <w:sdtContent>
                 <w:r>
                   <w:rPr>
@@ -6192,6 +6927,7 @@
                   <w14:uncheckedState w14:val="2610" w14:font="MS Gothic"/>
                 </w14:checkbox>
               </w:sdtPr>
+              <w:sdtEndPr/>
               <w:sdtContent>
                 <w:r>
                   <w:rPr>
@@ -6264,6 +7000,7 @@
                   <w14:uncheckedState w14:val="2610" w14:font="MS Gothic"/>
                 </w14:checkbox>
               </w:sdtPr>
+              <w:sdtEndPr/>
               <w:sdtContent>
                 <w:r>
                   <w:rPr>
@@ -6294,6 +7031,7 @@
                   <w14:uncheckedState w14:val="2610" w14:font="MS Gothic"/>
                 </w14:checkbox>
               </w:sdtPr>
+              <w:sdtEndPr/>
               <w:sdtContent>
                 <w:r>
                   <w:rPr>
@@ -6324,6 +7062,7 @@
                   <w14:uncheckedState w14:val="2610" w14:font="MS Gothic"/>
                 </w14:checkbox>
               </w:sdtPr>
+              <w:sdtEndPr/>
               <w:sdtContent>
                 <w:r>
                   <w:rPr>
@@ -6354,6 +7093,7 @@
                   <w14:uncheckedState w14:val="2610" w14:font="MS Gothic"/>
                 </w14:checkbox>
               </w:sdtPr>
+              <w:sdtEndPr/>
               <w:sdtContent>
                 <w:r>
                   <w:rPr>
@@ -6384,6 +7124,7 @@
                   <w14:uncheckedState w14:val="2610" w14:font="MS Gothic"/>
                 </w14:checkbox>
               </w:sdtPr>
+              <w:sdtEndPr/>
               <w:sdtContent>
                 <w:r>
                   <w:rPr>
@@ -6453,6 +7194,7 @@
                   <w14:uncheckedState w14:val="2610" w14:font="MS Gothic"/>
                 </w14:checkbox>
               </w:sdtPr>
+              <w:sdtEndPr/>
               <w:sdtContent>
                 <w:r>
                   <w:rPr>
@@ -6483,6 +7225,7 @@
                   <w14:uncheckedState w14:val="2610" w14:font="MS Gothic"/>
                 </w14:checkbox>
               </w:sdtPr>
+              <w:sdtEndPr/>
               <w:sdtContent>
                 <w:r>
                   <w:rPr>
@@ -6513,6 +7256,7 @@
                   <w14:uncheckedState w14:val="2610" w14:font="MS Gothic"/>
                 </w14:checkbox>
               </w:sdtPr>
+              <w:sdtEndPr/>
               <w:sdtContent>
                 <w:r>
                   <w:rPr>
@@ -6543,6 +7287,7 @@
                   <w14:uncheckedState w14:val="2610" w14:font="MS Gothic"/>
                 </w14:checkbox>
               </w:sdtPr>
+              <w:sdtEndPr/>
               <w:sdtContent>
                 <w:r>
                   <w:rPr>
@@ -6573,6 +7318,7 @@
                   <w14:uncheckedState w14:val="2610" w14:font="MS Gothic"/>
                 </w14:checkbox>
               </w:sdtPr>
+              <w:sdtEndPr/>
               <w:sdtContent>
                 <w:r>
                   <w:rPr>
@@ -6598,7 +7344,15 @@
           <w:b/>
           <w:sz w:val="26"/>
         </w:rPr>
-        <w:t>4ค</w:t>
+        <w:t>4</w:t>
+      </w:r>
+      <w:r>
+        <w:rPr>
+          <w:rFonts w:ascii="Browallia New" w:eastAsia="Browallia New" w:hAnsi="Browallia New" w:cs="Browallia New"/>
+          <w:b/>
+          <w:sz w:val="26"/>
+        </w:rPr>
+        <w:t>ค</w:t>
       </w:r>
       <w:r>
         <w:rPr>
@@ -6616,7 +7370,15 @@
           <w:b/>
           <w:sz w:val="26"/>
         </w:rPr>
-        <w:t>(ii) ความรู้และทักษะเฉพาะสายงาน (Functional Knowledge &amp; Skills)</w:t>
+        <w:t xml:space="preserve">(ii) </w:t>
+      </w:r>
+      <w:r>
+        <w:rPr>
+          <w:rFonts w:ascii="Browallia New" w:eastAsia="Browallia New" w:hAnsi="Browallia New" w:cs="Browallia New"/>
+          <w:b/>
+          <w:sz w:val="26"/>
+        </w:rPr>
+        <w:t>ความรู้และทักษะเฉพาะสายงาน (Functional Knowledge &amp; Skills)</w:t>
       </w:r>
     </w:p>
     <w:tbl>
@@ -6852,6 +7614,7 @@
                   <w14:uncheckedState w14:val="2610" w14:font="MS Gothic"/>
                 </w14:checkbox>
               </w:sdtPr>
+              <w:sdtEndPr/>
               <w:sdtContent>
                 <w:r>
                   <w:rPr>
@@ -6882,6 +7645,7 @@
                   <w14:uncheckedState w14:val="2610" w14:font="MS Gothic"/>
                 </w14:checkbox>
               </w:sdtPr>
+              <w:sdtEndPr/>
               <w:sdtContent>
                 <w:r>
                   <w:rPr>
@@ -6912,6 +7676,7 @@
                   <w14:uncheckedState w14:val="2610" w14:font="MS Gothic"/>
                 </w14:checkbox>
               </w:sdtPr>
+              <w:sdtEndPr/>
               <w:sdtContent>
                 <w:r>
                   <w:rPr>
@@ -6942,6 +7707,7 @@
                   <w14:uncheckedState w14:val="2610" w14:font="MS Gothic"/>
                 </w14:checkbox>
               </w:sdtPr>
+              <w:sdtEndPr/>
               <w:sdtContent>
                 <w:r>
                   <w:rPr>
@@ -6972,6 +7738,7 @@
                   <w14:uncheckedState w14:val="2610" w14:font="MS Gothic"/>
                 </w14:checkbox>
               </w:sdtPr>
+              <w:sdtEndPr/>
               <w:sdtContent>
                 <w:r>
                   <w:rPr>
@@ -7023,6 +7790,7 @@
                   <w14:uncheckedState w14:val="2610" w14:font="MS Gothic"/>
                 </w14:checkbox>
               </w:sdtPr>
+              <w:sdtEndPr/>
               <w:sdtContent>
                 <w:r>
                   <w:rPr>
@@ -7053,6 +7821,7 @@
                   <w14:uncheckedState w14:val="2610" w14:font="MS Gothic"/>
                 </w14:checkbox>
               </w:sdtPr>
+              <w:sdtEndPr/>
               <w:sdtContent>
                 <w:r>
                   <w:rPr>
@@ -7083,6 +7852,7 @@
                   <w14:uncheckedState w14:val="2610" w14:font="MS Gothic"/>
                 </w14:checkbox>
               </w:sdtPr>
+              <w:sdtEndPr/>
               <w:sdtContent>
                 <w:r>
                   <w:rPr>
@@ -7113,6 +7883,7 @@
                   <w14:uncheckedState w14:val="2610" w14:font="MS Gothic"/>
                 </w14:checkbox>
               </w:sdtPr>
+              <w:sdtEndPr/>
               <w:sdtContent>
                 <w:r>
                   <w:rPr>
@@ -7143,6 +7914,7 @@
                   <w14:uncheckedState w14:val="2610" w14:font="MS Gothic"/>
                 </w14:checkbox>
               </w:sdtPr>
+              <w:sdtEndPr/>
               <w:sdtContent>
                 <w:r>
                   <w:rPr>
@@ -7194,6 +7966,7 @@
                   <w14:uncheckedState w14:val="2610" w14:font="MS Gothic"/>
                 </w14:checkbox>
               </w:sdtPr>
+              <w:sdtEndPr/>
               <w:sdtContent>
                 <w:r>
                   <w:rPr>
@@ -7224,6 +7997,7 @@
                   <w14:uncheckedState w14:val="2610" w14:font="MS Gothic"/>
                 </w14:checkbox>
               </w:sdtPr>
+              <w:sdtEndPr/>
               <w:sdtContent>
                 <w:r>
                   <w:rPr>
@@ -7254,6 +8028,7 @@
                   <w14:uncheckedState w14:val="2610" w14:font="MS Gothic"/>
                 </w14:checkbox>
               </w:sdtPr>
+              <w:sdtEndPr/>
               <w:sdtContent>
                 <w:r>
                   <w:rPr>
@@ -7284,6 +8059,7 @@
                   <w14:uncheckedState w14:val="2610" w14:font="MS Gothic"/>
                 </w14:checkbox>
               </w:sdtPr>
+              <w:sdtEndPr/>
               <w:sdtContent>
                 <w:r>
                   <w:rPr>
@@ -7314,6 +8090,7 @@
                   <w14:uncheckedState w14:val="2610" w14:font="MS Gothic"/>
                 </w14:checkbox>
               </w:sdtPr>
+              <w:sdtEndPr/>
               <w:sdtContent>
                 <w:r>
                   <w:rPr>
@@ -7365,6 +8142,7 @@
                   <w14:uncheckedState w14:val="2610" w14:font="MS Gothic"/>
                 </w14:checkbox>
               </w:sdtPr>
+              <w:sdtEndPr/>
               <w:sdtContent>
                 <w:r>
                   <w:rPr>
@@ -7395,6 +8173,7 @@
                   <w14:uncheckedState w14:val="2610" w14:font="MS Gothic"/>
                 </w14:checkbox>
               </w:sdtPr>
+              <w:sdtEndPr/>
               <w:sdtContent>
                 <w:r>
                   <w:rPr>
@@ -7425,6 +8204,7 @@
                   <w14:uncheckedState w14:val="2610" w14:font="MS Gothic"/>
                 </w14:checkbox>
               </w:sdtPr>
+              <w:sdtEndPr/>
               <w:sdtContent>
                 <w:r>
                   <w:rPr>
@@ -7455,6 +8235,7 @@
                   <w14:uncheckedState w14:val="2610" w14:font="MS Gothic"/>
                 </w14:checkbox>
               </w:sdtPr>
+              <w:sdtEndPr/>
               <w:sdtContent>
                 <w:r>
                   <w:rPr>
@@ -7485,6 +8266,7 @@
                   <w14:uncheckedState w14:val="2610" w14:font="MS Gothic"/>
                 </w14:checkbox>
               </w:sdtPr>
+              <w:sdtEndPr/>
               <w:sdtContent>
                 <w:r>
                   <w:rPr>
@@ -7552,7 +8334,15 @@
                 <w:b/>
                 <w:sz w:val="28"/>
               </w:rPr>
-              <w:t>5. แนวทางการโยกย้าย/เปลี่ยนตำแหน่งที่เป็นไปได้ (Career Mobility Map)</w:t>
+              <w:t xml:space="preserve">5. </w:t>
+            </w:r>
+            <w:r>
+              <w:rPr>
+                <w:rFonts w:ascii="Browallia New" w:eastAsia="Browallia New" w:hAnsi="Browallia New" w:cs="Browallia New"/>
+                <w:b/>
+                <w:sz w:val="28"/>
+              </w:rPr>
+              <w:t>แนวทางการโยกย้าย/เปลี่ยนตำแหน่งที่เป็นไปได้ (Career Mobility Map)</w:t>
             </w:r>
           </w:p>
           <w:p>
@@ -7623,7 +8413,15 @@
                 <w:sz w:val="28"/>
               </w:rPr>
               <w:br/>
-              <w:t>(Lateral / ระดับเดียวกัน)</w:t>
+              <w:t xml:space="preserve">(Lateral / </w:t>
+            </w:r>
+            <w:r>
+              <w:rPr>
+                <w:rFonts w:ascii="Browallia New" w:eastAsia="Browallia New" w:hAnsi="Browallia New" w:cs="Browallia New"/>
+                <w:b/>
+                <w:sz w:val="28"/>
+              </w:rPr>
+              <w:t>ระดับเดียวกัน)</w:t>
             </w:r>
           </w:p>
         </w:tc>
@@ -7669,7 +8467,7 @@
             <w:pPr>
               <w:ind w:left="227" w:hanging="227"/>
               <w:rPr>
-                <w:rFonts w:cstheme="minorBidi" w:hint="cs"/>
+                <w:rFonts w:cstheme="minorBidi"/>
                 <w:cs/>
                 <w:lang w:bidi="th-TH"/>
               </w:rPr>
@@ -7717,7 +8515,15 @@
                 <w:sz w:val="26"/>
                 <w:szCs w:val="26"/>
               </w:rPr>
-              <w:t xml:space="preserve">1. ผู้จัดการ HR Operations / HRBP </w:t>
+              <w:t xml:space="preserve">1. </w:t>
+            </w:r>
+            <w:r>
+              <w:rPr>
+                <w:rFonts w:ascii="Browallia New" w:eastAsia="Browallia New" w:hAnsi="Browallia New" w:cs="Browallia New"/>
+                <w:sz w:val="26"/>
+                <w:szCs w:val="26"/>
+              </w:rPr>
+              <w:t xml:space="preserve">ผู้จัดการ HR Operations / HRBP </w:t>
             </w:r>
           </w:p>
         </w:tc>
@@ -7736,7 +8542,15 @@
                 <w:sz w:val="26"/>
                 <w:szCs w:val="26"/>
               </w:rPr>
-              <w:t>1. ผู้จัดการอาวุโส – ทรัพยากรมนุษย์ (Employee Relations &amp; HR Operations)</w:t>
+              <w:t xml:space="preserve">1. </w:t>
+            </w:r>
+            <w:r>
+              <w:rPr>
+                <w:rFonts w:ascii="Browallia New" w:eastAsia="Browallia New" w:hAnsi="Browallia New" w:cs="Browallia New"/>
+                <w:sz w:val="26"/>
+                <w:szCs w:val="26"/>
+              </w:rPr>
+              <w:t>ผู้จัดการอาวุโส – ทรัพยากรมนุษย์ (Employee Relations &amp; HR Operations)</w:t>
             </w:r>
           </w:p>
           <w:p>
@@ -8440,6 +9254,7 @@
                   <w14:uncheckedState w14:val="2610" w14:font="MS Gothic"/>
                 </w14:checkbox>
               </w:sdtPr>
+              <w:sdtEndPr/>
               <w:sdtContent>
                 <w:r>
                   <w:rPr>
@@ -8455,7 +9270,14 @@
                 <w:rFonts w:ascii="Browallia New" w:eastAsia="Browallia New" w:hAnsi="Browallia New" w:cs="Browallia New"/>
                 <w:sz w:val="28"/>
               </w:rPr>
-              <w:t xml:space="preserve">  มีบุคคลภายในที่มีศักยภาพเหมาะสม (โปรดระบุรายชื่อด้านล่าง)</w:t>
+              <w:t xml:space="preserve">  </w:t>
+            </w:r>
+            <w:r>
+              <w:rPr>
+                <w:rFonts w:ascii="Browallia New" w:eastAsia="Browallia New" w:hAnsi="Browallia New" w:cs="Browallia New"/>
+                <w:sz w:val="28"/>
+              </w:rPr>
+              <w:t>มีบุคคลภายในที่มีศักยภาพเหมาะสม (โปรดระบุรายชื่อด้านล่าง)</w:t>
             </w:r>
           </w:p>
         </w:tc>
@@ -8478,6 +9300,7 @@
                   <w14:uncheckedState w14:val="2610" w14:font="MS Gothic"/>
                 </w14:checkbox>
               </w:sdtPr>
+              <w:sdtEndPr/>
               <w:sdtContent>
                 <w:r>
                   <w:rPr>
@@ -8492,7 +9315,14 @@
                 <w:rFonts w:ascii="Browallia New" w:eastAsia="Browallia New" w:hAnsi="Browallia New" w:cs="Browallia New"/>
                 <w:sz w:val="28"/>
               </w:rPr>
-              <w:t xml:space="preserve">  ไม่มีบุคคลภายในที่เหมาะสม จำเป็นต้องสรรหาจากภายนอก (External Hire)</w:t>
+              <w:t xml:space="preserve">  </w:t>
+            </w:r>
+            <w:r>
+              <w:rPr>
+                <w:rFonts w:ascii="Browallia New" w:eastAsia="Browallia New" w:hAnsi="Browallia New" w:cs="Browallia New"/>
+                <w:sz w:val="28"/>
+              </w:rPr>
+              <w:t>ไม่มีบุคคลภายในที่เหมาะสม จำเป็นต้องสรรหาจากภายนอก (External Hire)</w:t>
             </w:r>
           </w:p>
         </w:tc>
@@ -8674,6 +9504,7 @@
                   <w14:uncheckedState w14:val="2610" w14:font="MS Gothic"/>
                 </w14:checkbox>
               </w:sdtPr>
+              <w:sdtEndPr/>
               <w:sdtContent>
                 <w:r>
                   <w:rPr>
@@ -8689,7 +9520,14 @@
                 <w:rFonts w:ascii="Browallia New" w:eastAsia="Browallia New" w:hAnsi="Browallia New" w:cs="Browallia New"/>
                 <w:sz w:val="26"/>
               </w:rPr>
-              <w:t xml:space="preserve">  พร้อมทันที</w:t>
+              <w:t xml:space="preserve">  </w:t>
+            </w:r>
+            <w:r>
+              <w:rPr>
+                <w:rFonts w:ascii="Browallia New" w:eastAsia="Browallia New" w:hAnsi="Browallia New" w:cs="Browallia New"/>
+                <w:sz w:val="26"/>
+              </w:rPr>
+              <w:t>พร้อมทันที</w:t>
             </w:r>
           </w:p>
           <w:p>
@@ -8705,6 +9543,7 @@
                   <w14:uncheckedState w14:val="2610" w14:font="MS Gothic"/>
                 </w14:checkbox>
               </w:sdtPr>
+              <w:sdtEndPr/>
               <w:sdtContent>
                 <w:r>
                   <w:rPr>
@@ -8720,7 +9559,14 @@
                 <w:rFonts w:ascii="Browallia New" w:eastAsia="Browallia New" w:hAnsi="Browallia New" w:cs="Browallia New"/>
                 <w:sz w:val="26"/>
               </w:rPr>
-              <w:t xml:space="preserve">  พร้อม </w:t>
+              <w:t xml:space="preserve">  </w:t>
+            </w:r>
+            <w:r>
+              <w:rPr>
+                <w:rFonts w:ascii="Browallia New" w:eastAsia="Browallia New" w:hAnsi="Browallia New" w:cs="Browallia New"/>
+                <w:sz w:val="26"/>
+              </w:rPr>
+              <w:t xml:space="preserve">พร้อม </w:t>
             </w:r>
             <w:r>
               <w:rPr>
@@ -8743,7 +9589,14 @@
                 <w:rFonts w:ascii="Browallia New" w:eastAsia="Browallia New" w:hAnsi="Browallia New" w:cs="Browallia New"/>
                 <w:sz w:val="26"/>
               </w:rPr>
-              <w:t xml:space="preserve"> ปี</w:t>
+              <w:t xml:space="preserve"> </w:t>
+            </w:r>
+            <w:r>
+              <w:rPr>
+                <w:rFonts w:ascii="Browallia New" w:eastAsia="Browallia New" w:hAnsi="Browallia New" w:cs="Browallia New"/>
+                <w:sz w:val="26"/>
+              </w:rPr>
+              <w:t>ปี</w:t>
             </w:r>
           </w:p>
           <w:p>
@@ -8759,6 +9612,7 @@
                   <w14:uncheckedState w14:val="2610" w14:font="MS Gothic"/>
                 </w14:checkbox>
               </w:sdtPr>
+              <w:sdtEndPr/>
               <w:sdtContent>
                 <w:r>
                   <w:rPr>
@@ -8774,7 +9628,14 @@
                 <w:rFonts w:ascii="Browallia New" w:eastAsia="Browallia New" w:hAnsi="Browallia New" w:cs="Browallia New"/>
                 <w:sz w:val="26"/>
               </w:rPr>
-              <w:t xml:space="preserve">  พร้อม </w:t>
+              <w:t xml:space="preserve">  </w:t>
+            </w:r>
+            <w:r>
+              <w:rPr>
+                <w:rFonts w:ascii="Browallia New" w:eastAsia="Browallia New" w:hAnsi="Browallia New" w:cs="Browallia New"/>
+                <w:sz w:val="26"/>
+              </w:rPr>
+              <w:t xml:space="preserve">พร้อม </w:t>
             </w:r>
             <w:r>
               <w:rPr>
@@ -8789,7 +9650,14 @@
                 <w:rFonts w:ascii="Browallia New" w:eastAsia="Browallia New" w:hAnsi="Browallia New" w:cs="Browallia New"/>
                 <w:sz w:val="26"/>
               </w:rPr>
-              <w:t xml:space="preserve"> ปี</w:t>
+              <w:t xml:space="preserve"> </w:t>
+            </w:r>
+            <w:r>
+              <w:rPr>
+                <w:rFonts w:ascii="Browallia New" w:eastAsia="Browallia New" w:hAnsi="Browallia New" w:cs="Browallia New"/>
+                <w:sz w:val="26"/>
+              </w:rPr>
+              <w:t>ปี</w:t>
             </w:r>
           </w:p>
         </w:tc>
@@ -8830,6 +9698,7 @@
                   <w14:uncheckedState w14:val="2610" w14:font="MS Gothic"/>
                 </w14:checkbox>
               </w:sdtPr>
+              <w:sdtEndPr/>
               <w:sdtContent>
                 <w:r>
                   <w:rPr>
@@ -8845,7 +9714,14 @@
                 <w:rFonts w:ascii="Browallia New" w:eastAsia="Browallia New" w:hAnsi="Browallia New" w:cs="Browallia New"/>
                 <w:sz w:val="26"/>
               </w:rPr>
-              <w:t xml:space="preserve">  พร้อมทันที</w:t>
+              <w:t xml:space="preserve">  </w:t>
+            </w:r>
+            <w:r>
+              <w:rPr>
+                <w:rFonts w:ascii="Browallia New" w:eastAsia="Browallia New" w:hAnsi="Browallia New" w:cs="Browallia New"/>
+                <w:sz w:val="26"/>
+              </w:rPr>
+              <w:t>พร้อมทันที</w:t>
             </w:r>
           </w:p>
           <w:p>
@@ -8861,6 +9737,7 @@
                   <w14:uncheckedState w14:val="2610" w14:font="MS Gothic"/>
                 </w14:checkbox>
               </w:sdtPr>
+              <w:sdtEndPr/>
               <w:sdtContent>
                 <w:r>
                   <w:rPr>
@@ -8906,7 +9783,14 @@
                 <w:rFonts w:ascii="Browallia New" w:eastAsia="Browallia New" w:hAnsi="Browallia New" w:cs="Browallia New"/>
                 <w:sz w:val="26"/>
               </w:rPr>
-              <w:t xml:space="preserve"> ปี</w:t>
+              <w:t xml:space="preserve"> </w:t>
+            </w:r>
+            <w:r>
+              <w:rPr>
+                <w:rFonts w:ascii="Browallia New" w:eastAsia="Browallia New" w:hAnsi="Browallia New" w:cs="Browallia New"/>
+                <w:sz w:val="26"/>
+              </w:rPr>
+              <w:t>ปี</w:t>
             </w:r>
           </w:p>
           <w:p>
@@ -8922,6 +9806,7 @@
                   <w14:uncheckedState w14:val="2610" w14:font="MS Gothic"/>
                 </w14:checkbox>
               </w:sdtPr>
+              <w:sdtEndPr/>
               <w:sdtContent>
                 <w:r>
                   <w:rPr>
@@ -8937,7 +9822,14 @@
                 <w:rFonts w:ascii="Browallia New" w:eastAsia="Browallia New" w:hAnsi="Browallia New" w:cs="Browallia New"/>
                 <w:sz w:val="26"/>
               </w:rPr>
-              <w:t xml:space="preserve">  พร้อม </w:t>
+              <w:t xml:space="preserve">  </w:t>
+            </w:r>
+            <w:r>
+              <w:rPr>
+                <w:rFonts w:ascii="Browallia New" w:eastAsia="Browallia New" w:hAnsi="Browallia New" w:cs="Browallia New"/>
+                <w:sz w:val="26"/>
+              </w:rPr>
+              <w:t xml:space="preserve">พร้อม </w:t>
             </w:r>
             <w:r>
               <w:rPr>
@@ -8952,7 +9844,14 @@
                 <w:rFonts w:ascii="Browallia New" w:eastAsia="Browallia New" w:hAnsi="Browallia New" w:cs="Browallia New"/>
                 <w:sz w:val="26"/>
               </w:rPr>
-              <w:t xml:space="preserve"> ปี</w:t>
+              <w:t xml:space="preserve"> </w:t>
+            </w:r>
+            <w:r>
+              <w:rPr>
+                <w:rFonts w:ascii="Browallia New" w:eastAsia="Browallia New" w:hAnsi="Browallia New" w:cs="Browallia New"/>
+                <w:sz w:val="26"/>
+              </w:rPr>
+              <w:t>ปี</w:t>
             </w:r>
           </w:p>
         </w:tc>
@@ -9015,7 +9914,7 @@
           <w:p>
             <w:pPr>
               <w:rPr>
-                <w:rFonts w:cstheme="minorBidi" w:hint="cs"/>
+                <w:rFonts w:cstheme="minorBidi"/>
                 <w:szCs w:val="30"/>
                 <w:lang w:bidi="th-TH"/>
               </w:rPr>
